--- a/讨论课/交付文件/查理曼_讲稿.docx
+++ b/讨论课/交付文件/查理曼_讲稿.docx
@@ -6,11 +6,13 @@
       <w:pPr>
         <w:pStyle w:val="aa"/>
         <w:rPr>
+          <w:rFonts w:ascii="微软雅黑" w:eastAsia="微软雅黑" w:hAnsi="微软雅黑"/>
           <w:lang w:eastAsia="zh-CN"/>
         </w:rPr>
       </w:pPr>
       <w:r>
         <w:rPr>
+          <w:rFonts w:ascii="微软雅黑" w:eastAsia="微软雅黑" w:hAnsi="微软雅黑"/>
           <w:lang w:eastAsia="zh-CN"/>
         </w:rPr>
         <w:t>查理曼：罗马皇帝，还是新型欧洲君主？</w:t>
@@ -19,6 +21,7 @@
     <w:p>
       <w:pPr>
         <w:rPr>
+          <w:rFonts w:hint="eastAsia"/>
           <w:lang w:eastAsia="zh-CN"/>
         </w:rPr>
       </w:pPr>
@@ -26,13 +29,14 @@
         <w:rPr>
           <w:lang w:eastAsia="zh-CN"/>
         </w:rPr>
-        <w:t>从查理曼如何治理帝国谈起</w:t>
+        <w:t>我们的判断 新型欧洲君主</w:t>
       </w:r>
     </w:p>
     <w:p>
       <w:pPr>
         <w:spacing w:after="200" w:line="276" w:lineRule="auto"/>
         <w:rPr>
+          <w:rFonts w:hint="eastAsia"/>
           <w:lang w:eastAsia="zh-CN"/>
         </w:rPr>
       </w:pPr>
@@ -56,13 +60,18 @@
           <w:p>
             <w:pPr>
               <w:spacing w:before="60" w:after="60" w:line="264" w:lineRule="auto"/>
+              <w:rPr>
+                <w:rFonts w:hint="eastAsia"/>
+              </w:rPr>
             </w:pPr>
+            <w:proofErr w:type="spellStart"/>
             <w:r>
               <w:rPr>
                 <w:sz w:val="20"/>
               </w:rPr>
-              <w:t>页码</w:t>
+              <w:t>主题</w:t>
             </w:r>
+            <w:proofErr w:type="spellEnd"/>
           </w:p>
         </w:tc>
         <w:tc>
@@ -73,13 +82,18 @@
           <w:p>
             <w:pPr>
               <w:spacing w:before="60" w:after="60" w:line="264" w:lineRule="auto"/>
+              <w:rPr>
+                <w:rFonts w:hint="eastAsia"/>
+              </w:rPr>
             </w:pPr>
+            <w:proofErr w:type="spellStart"/>
             <w:r>
               <w:rPr>
                 <w:sz w:val="20"/>
               </w:rPr>
               <w:t>内容</w:t>
             </w:r>
+            <w:proofErr w:type="spellEnd"/>
           </w:p>
         </w:tc>
       </w:tr>
@@ -91,13 +105,18 @@
           <w:p>
             <w:pPr>
               <w:spacing w:before="60" w:after="60" w:line="264" w:lineRule="auto"/>
+              <w:rPr>
+                <w:rFonts w:hint="eastAsia"/>
+              </w:rPr>
             </w:pPr>
+            <w:proofErr w:type="spellStart"/>
             <w:r>
               <w:rPr>
                 <w:sz w:val="20"/>
               </w:rPr>
-              <w:t>1</w:t>
+              <w:t>引入</w:t>
             </w:r>
+            <w:proofErr w:type="spellEnd"/>
           </w:p>
         </w:tc>
         <w:tc>
@@ -108,6 +127,7 @@
             <w:pPr>
               <w:spacing w:before="60" w:after="60" w:line="264" w:lineRule="auto"/>
               <w:rPr>
+                <w:rFonts w:hint="eastAsia"/>
                 <w:lang w:eastAsia="zh-CN"/>
               </w:rPr>
             </w:pPr>
@@ -129,12 +149,15 @@
           <w:p>
             <w:pPr>
               <w:spacing w:before="60" w:after="60" w:line="264" w:lineRule="auto"/>
+              <w:rPr>
+                <w:rFonts w:hint="eastAsia"/>
+              </w:rPr>
             </w:pPr>
             <w:r>
               <w:rPr>
                 <w:sz w:val="20"/>
               </w:rPr>
-              <w:t>2</w:t>
+              <w:t>比较</w:t>
             </w:r>
           </w:p>
         </w:tc>
@@ -146,6 +169,7 @@
             <w:pPr>
               <w:spacing w:before="60" w:after="60" w:line="264" w:lineRule="auto"/>
               <w:rPr>
+                <w:rFonts w:hint="eastAsia"/>
                 <w:lang w:eastAsia="zh-CN"/>
               </w:rPr>
             </w:pPr>
@@ -154,7 +178,7 @@
                 <w:sz w:val="20"/>
                 <w:lang w:eastAsia="zh-CN"/>
               </w:rPr>
-              <w:t>查理曼继承了哪些罗马传统</w:t>
+              <w:t>比较基准：晚期罗马皇帝</w:t>
             </w:r>
           </w:p>
         </w:tc>
@@ -167,13 +191,18 @@
           <w:p>
             <w:pPr>
               <w:spacing w:before="60" w:after="60" w:line="264" w:lineRule="auto"/>
+              <w:rPr>
+                <w:rFonts w:hint="eastAsia"/>
+              </w:rPr>
             </w:pPr>
+            <w:proofErr w:type="spellStart"/>
             <w:r>
               <w:rPr>
                 <w:sz w:val="20"/>
               </w:rPr>
-              <w:t>3</w:t>
+              <w:t>军事</w:t>
             </w:r>
+            <w:proofErr w:type="spellEnd"/>
           </w:p>
         </w:tc>
         <w:tc>
@@ -184,6 +213,7 @@
             <w:pPr>
               <w:spacing w:before="60" w:after="60" w:line="264" w:lineRule="auto"/>
               <w:rPr>
+                <w:rFonts w:hint="eastAsia"/>
                 <w:lang w:eastAsia="zh-CN"/>
               </w:rPr>
             </w:pPr>
@@ -192,7 +222,7 @@
                 <w:sz w:val="20"/>
                 <w:lang w:eastAsia="zh-CN"/>
               </w:rPr>
-              <w:t>从实际统治看查理曼的君主身份</w:t>
+              <w:t>功绩一：扩大法兰克统治</w:t>
             </w:r>
           </w:p>
         </w:tc>
@@ -205,13 +235,18 @@
           <w:p>
             <w:pPr>
               <w:spacing w:before="60" w:after="60" w:line="264" w:lineRule="auto"/>
+              <w:rPr>
+                <w:rFonts w:hint="eastAsia"/>
+              </w:rPr>
             </w:pPr>
+            <w:proofErr w:type="spellStart"/>
             <w:r>
               <w:rPr>
                 <w:sz w:val="20"/>
               </w:rPr>
-              <w:t>4</w:t>
+              <w:t>司法</w:t>
             </w:r>
+            <w:proofErr w:type="spellEnd"/>
           </w:p>
         </w:tc>
         <w:tc>
@@ -222,6 +257,7 @@
             <w:pPr>
               <w:spacing w:before="60" w:after="60" w:line="264" w:lineRule="auto"/>
               <w:rPr>
+                <w:rFonts w:hint="eastAsia"/>
                 <w:lang w:eastAsia="zh-CN"/>
               </w:rPr>
             </w:pPr>
@@ -230,7 +266,7 @@
                 <w:sz w:val="20"/>
                 <w:lang w:eastAsia="zh-CN"/>
               </w:rPr>
-              <w:t>领土扩大，地方治理也更加困难</w:t>
+              <w:t>功绩二：加强监督，整顿司法</w:t>
             </w:r>
           </w:p>
         </w:tc>
@@ -243,13 +279,18 @@
           <w:p>
             <w:pPr>
               <w:spacing w:before="60" w:after="60" w:line="264" w:lineRule="auto"/>
+              <w:rPr>
+                <w:rFonts w:hint="eastAsia"/>
+              </w:rPr>
             </w:pPr>
+            <w:proofErr w:type="spellStart"/>
             <w:r>
               <w:rPr>
                 <w:sz w:val="20"/>
               </w:rPr>
-              <w:t>5</w:t>
+              <w:t>文化</w:t>
             </w:r>
+            <w:proofErr w:type="spellEnd"/>
           </w:p>
         </w:tc>
         <w:tc>
@@ -260,6 +301,7 @@
             <w:pPr>
               <w:spacing w:before="60" w:after="60" w:line="264" w:lineRule="auto"/>
               <w:rPr>
+                <w:rFonts w:hint="eastAsia"/>
                 <w:lang w:eastAsia="zh-CN"/>
               </w:rPr>
             </w:pPr>
@@ -268,7 +310,7 @@
                 <w:sz w:val="20"/>
                 <w:lang w:eastAsia="zh-CN"/>
               </w:rPr>
-              <w:t>司法改革：监督伯爵，减轻出庭负担</w:t>
+              <w:t>功绩三：推动教育与拉丁文化</w:t>
             </w:r>
           </w:p>
         </w:tc>
@@ -281,13 +323,18 @@
           <w:p>
             <w:pPr>
               <w:spacing w:before="60" w:after="60" w:line="264" w:lineRule="auto"/>
+              <w:rPr>
+                <w:rFonts w:hint="eastAsia"/>
+              </w:rPr>
             </w:pPr>
+            <w:proofErr w:type="spellStart"/>
             <w:r>
               <w:rPr>
                 <w:sz w:val="20"/>
               </w:rPr>
-              <w:t>6</w:t>
+              <w:t>身份</w:t>
             </w:r>
+            <w:proofErr w:type="spellEnd"/>
           </w:p>
         </w:tc>
         <w:tc>
@@ -298,6 +345,7 @@
             <w:pPr>
               <w:spacing w:before="60" w:after="60" w:line="264" w:lineRule="auto"/>
               <w:rPr>
+                <w:rFonts w:hint="eastAsia"/>
                 <w:lang w:eastAsia="zh-CN"/>
               </w:rPr>
             </w:pPr>
@@ -306,7 +354,7 @@
                 <w:sz w:val="20"/>
                 <w:lang w:eastAsia="zh-CN"/>
               </w:rPr>
-              <w:t>附庸关系怎样帮助查理曼统治</w:t>
+              <w:t>合法性：法兰克王权获得皇帝地位</w:t>
             </w:r>
           </w:p>
         </w:tc>
@@ -319,13 +367,18 @@
           <w:p>
             <w:pPr>
               <w:spacing w:before="60" w:after="60" w:line="264" w:lineRule="auto"/>
+              <w:rPr>
+                <w:rFonts w:hint="eastAsia"/>
+              </w:rPr>
             </w:pPr>
+            <w:proofErr w:type="spellStart"/>
             <w:r>
               <w:rPr>
                 <w:sz w:val="20"/>
               </w:rPr>
-              <w:t>7</w:t>
+              <w:t>宫廷</w:t>
             </w:r>
+            <w:proofErr w:type="spellEnd"/>
           </w:p>
         </w:tc>
         <w:tc>
@@ -336,6 +389,7 @@
             <w:pPr>
               <w:spacing w:before="60" w:after="60" w:line="264" w:lineRule="auto"/>
               <w:rPr>
+                <w:rFonts w:hint="eastAsia"/>
                 <w:lang w:eastAsia="zh-CN"/>
               </w:rPr>
             </w:pPr>
@@ -344,7 +398,7 @@
                 <w:sz w:val="20"/>
                 <w:lang w:eastAsia="zh-CN"/>
               </w:rPr>
-              <w:t>教育与书写改革怎样帮助治理</w:t>
+              <w:t>宫廷组成：官署中枢与王朝精英</w:t>
             </w:r>
           </w:p>
         </w:tc>
@@ -357,13 +411,18 @@
           <w:p>
             <w:pPr>
               <w:spacing w:before="60" w:after="60" w:line="264" w:lineRule="auto"/>
+              <w:rPr>
+                <w:rFonts w:hint="eastAsia"/>
+              </w:rPr>
             </w:pPr>
+            <w:proofErr w:type="spellStart"/>
             <w:r>
               <w:rPr>
                 <w:sz w:val="20"/>
               </w:rPr>
-              <w:t>8</w:t>
+              <w:t>宗教</w:t>
             </w:r>
+            <w:proofErr w:type="spellEnd"/>
           </w:p>
         </w:tc>
         <w:tc>
@@ -374,6 +433,7 @@
             <w:pPr>
               <w:spacing w:before="60" w:after="60" w:line="264" w:lineRule="auto"/>
               <w:rPr>
+                <w:rFonts w:hint="eastAsia"/>
                 <w:lang w:eastAsia="zh-CN"/>
               </w:rPr>
             </w:pPr>
@@ -382,7 +442,7 @@
                 <w:sz w:val="20"/>
                 <w:lang w:eastAsia="zh-CN"/>
               </w:rPr>
-              <w:t>查理曼统治的“欧洲性”体现在哪里</w:t>
+              <w:t>宗教地位：皇帝职责与教会合作</w:t>
             </w:r>
           </w:p>
         </w:tc>
@@ -395,13 +455,18 @@
           <w:p>
             <w:pPr>
               <w:spacing w:before="60" w:after="60" w:line="264" w:lineRule="auto"/>
+              <w:rPr>
+                <w:rFonts w:hint="eastAsia"/>
+              </w:rPr>
             </w:pPr>
+            <w:proofErr w:type="spellStart"/>
             <w:r>
               <w:rPr>
                 <w:sz w:val="20"/>
               </w:rPr>
-              <w:t>9</w:t>
+              <w:t>权力</w:t>
             </w:r>
+            <w:proofErr w:type="spellEnd"/>
           </w:p>
         </w:tc>
         <w:tc>
@@ -412,6 +477,7 @@
             <w:pPr>
               <w:spacing w:before="60" w:after="60" w:line="264" w:lineRule="auto"/>
               <w:rPr>
+                <w:rFonts w:hint="eastAsia"/>
                 <w:lang w:eastAsia="zh-CN"/>
               </w:rPr>
             </w:pPr>
@@ -420,7 +486,7 @@
                 <w:sz w:val="20"/>
                 <w:lang w:eastAsia="zh-CN"/>
               </w:rPr>
-              <w:t>罗马传统如何在新环境中延续</w:t>
+              <w:t>权力关系：君主通过贵族合作行使权力</w:t>
             </w:r>
           </w:p>
         </w:tc>
@@ -433,13 +499,18 @@
           <w:p>
             <w:pPr>
               <w:spacing w:before="60" w:after="60" w:line="264" w:lineRule="auto"/>
+              <w:rPr>
+                <w:rFonts w:hint="eastAsia"/>
+              </w:rPr>
             </w:pPr>
+            <w:proofErr w:type="spellStart"/>
             <w:r>
               <w:rPr>
                 <w:sz w:val="20"/>
               </w:rPr>
-              <w:t>10</w:t>
+              <w:t>结论</w:t>
             </w:r>
+            <w:proofErr w:type="spellEnd"/>
           </w:p>
         </w:tc>
         <w:tc>
@@ -450,6 +521,7 @@
             <w:pPr>
               <w:spacing w:before="60" w:after="60" w:line="264" w:lineRule="auto"/>
               <w:rPr>
+                <w:rFonts w:hint="eastAsia"/>
                 <w:lang w:eastAsia="zh-CN"/>
               </w:rPr>
             </w:pPr>
@@ -458,14 +530,23 @@
                 <w:sz w:val="20"/>
                 <w:lang w:eastAsia="zh-CN"/>
               </w:rPr>
-              <w:t>我们更倾向于称他为新型欧洲君主</w:t>
+              <w:t>查理曼与罗马皇帝：四个维度的比较</w:t>
             </w:r>
           </w:p>
         </w:tc>
       </w:tr>
     </w:tbl>
     <w:p>
+      <w:pPr>
+        <w:rPr>
+          <w:rFonts w:hint="eastAsia"/>
+          <w:lang w:eastAsia="zh-CN"/>
+        </w:rPr>
+      </w:pPr>
       <w:r>
+        <w:rPr>
+          <w:lang w:eastAsia="zh-CN"/>
+        </w:rPr>
         <w:br w:type="page"/>
       </w:r>
     </w:p>
@@ -473,62 +554,29 @@
       <w:pPr>
         <w:pStyle w:val="1"/>
         <w:rPr>
+          <w:rFonts w:ascii="微软雅黑" w:eastAsia="微软雅黑" w:hAnsi="微软雅黑"/>
           <w:lang w:eastAsia="zh-CN"/>
         </w:rPr>
       </w:pPr>
       <w:r>
         <w:rPr>
-          <w:lang w:eastAsia="zh-CN"/>
-        </w:rPr>
-        <w:lastRenderedPageBreak/>
-        <w:t>汇报正文</w:t>
-      </w:r>
-      <w:r>
-        <w:rPr>
-          <w:lang w:eastAsia="zh-CN"/>
-        </w:rPr>
-        <w:t xml:space="preserve">  </w:t>
-      </w:r>
-      <w:r>
-        <w:rPr>
-          <w:lang w:eastAsia="zh-CN"/>
-        </w:rPr>
-        <w:t>罗马传统与讨论思路</w:t>
+          <w:rFonts w:ascii="微软雅黑" w:eastAsia="微软雅黑" w:hAnsi="微软雅黑"/>
+          <w:lang w:eastAsia="zh-CN"/>
+        </w:rPr>
+        <w:t>汇报正文  罗马皇帝与军事功绩</w:t>
       </w:r>
     </w:p>
     <w:p>
       <w:pPr>
         <w:pStyle w:val="21"/>
         <w:rPr>
+          <w:rFonts w:ascii="微软雅黑" w:eastAsia="微软雅黑" w:hAnsi="微软雅黑"/>
           <w:lang w:eastAsia="zh-CN"/>
         </w:rPr>
       </w:pPr>
       <w:r>
         <w:rPr>
-          <w:lang w:eastAsia="zh-CN"/>
-        </w:rPr>
-        <w:t>第</w:t>
-      </w:r>
-      <w:r>
-        <w:rPr>
-          <w:lang w:eastAsia="zh-CN"/>
-        </w:rPr>
-        <w:t>01</w:t>
-      </w:r>
-      <w:r>
-        <w:rPr>
-          <w:lang w:eastAsia="zh-CN"/>
-        </w:rPr>
-        <w:t>页</w:t>
-      </w:r>
-      <w:r>
-        <w:rPr>
-          <w:lang w:eastAsia="zh-CN"/>
-        </w:rPr>
-        <w:t xml:space="preserve">  </w:t>
-      </w:r>
-      <w:r>
-        <w:rPr>
+          <w:rFonts w:ascii="微软雅黑" w:eastAsia="微软雅黑" w:hAnsi="微软雅黑"/>
           <w:lang w:eastAsia="zh-CN"/>
         </w:rPr>
         <w:t>查理曼：罗马皇帝，还是新型欧洲君主？</w:t>
@@ -538,6 +586,7 @@
       <w:pPr>
         <w:ind w:firstLine="500"/>
         <w:rPr>
+          <w:rFonts w:hint="eastAsia"/>
           <w:lang w:eastAsia="zh-CN"/>
         </w:rPr>
       </w:pPr>
@@ -545,13 +594,14 @@
         <w:rPr>
           <w:lang w:eastAsia="zh-CN"/>
         </w:rPr>
-        <w:t>大家好。今天我们想从查理曼怎样治理帝国，来回答他究竟是哪一种君主。我们的看法是，他确实继承了罗马皇帝的身份和理想，但如果看他如何管理地方、召集军队和处理政务，我们更倾向于把他看作一位新型欧洲君主。</w:t>
+        <w:t>大家好。我们认为，查理曼是一位继承并运用罗马传统的新型欧洲君主。今天先说明罗马皇帝的性质，再介绍查理曼的主要功绩，最后从合法性、宫廷组成、宗教和权力关系四个方面作出比较。</w:t>
       </w:r>
     </w:p>
     <w:p>
       <w:pPr>
         <w:spacing w:after="200" w:line="276" w:lineRule="auto"/>
         <w:rPr>
+          <w:rFonts w:hint="eastAsia"/>
           <w:lang w:eastAsia="zh-CN"/>
         </w:rPr>
       </w:pPr>
@@ -561,107 +611,45 @@
           <w:sz w:val="18"/>
           <w:lang w:eastAsia="zh-CN"/>
         </w:rPr>
-        <w:t>参考：艾因哈德《查理大帝传》30页；布洛赫《封建社会》上卷266—269页。</w:t>
+        <w:t>参考：艾因哈德《查理大帝传》10—12、28—31页；巴尔贝罗《查理大帝：欧洲之父》113、206—210、231—239页；Nelson, King and Emperor, PDF 405—408页。</w:t>
       </w:r>
     </w:p>
     <w:p>
       <w:pPr>
         <w:pStyle w:val="21"/>
         <w:rPr>
-          <w:rFonts w:hint="eastAsia"/>
+          <w:rFonts w:ascii="微软雅黑" w:eastAsia="微软雅黑" w:hAnsi="微软雅黑"/>
           <w:lang w:eastAsia="zh-CN"/>
         </w:rPr>
       </w:pPr>
       <w:r>
         <w:rPr>
-          <w:lang w:eastAsia="zh-CN"/>
-        </w:rPr>
-        <w:t>第</w:t>
-      </w:r>
-      <w:r>
-        <w:rPr>
-          <w:lang w:eastAsia="zh-CN"/>
-        </w:rPr>
-        <w:t>02</w:t>
-      </w:r>
-      <w:r>
-        <w:rPr>
-          <w:rFonts w:ascii="微软雅黑" w:eastAsia="微软雅黑" w:hAnsi="微软雅黑" w:cs="微软雅黑" w:hint="eastAsia"/>
-          <w:lang w:eastAsia="zh-CN"/>
-        </w:rPr>
-        <w:t>页</w:t>
-      </w:r>
-      <w:r>
-        <w:rPr>
-          <w:lang w:eastAsia="zh-CN"/>
-        </w:rPr>
-        <w:t xml:space="preserve">  </w:t>
-      </w:r>
-      <w:r>
-        <w:rPr>
-          <w:rFonts w:ascii="微软雅黑" w:eastAsia="微软雅黑" w:hAnsi="微软雅黑" w:cs="微软雅黑" w:hint="eastAsia"/>
-          <w:lang w:eastAsia="zh-CN"/>
-        </w:rPr>
-        <w:t>查</w:t>
-      </w:r>
-      <w:r>
-        <w:rPr>
-          <w:rFonts w:ascii="MS Gothic" w:eastAsia="MS Gothic" w:hAnsi="MS Gothic" w:cs="MS Gothic" w:hint="eastAsia"/>
-          <w:lang w:eastAsia="zh-CN"/>
-        </w:rPr>
-        <w:t>理曼</w:t>
-      </w:r>
-      <w:r>
-        <w:rPr>
-          <w:rFonts w:ascii="微软雅黑" w:eastAsia="微软雅黑" w:hAnsi="微软雅黑" w:cs="微软雅黑" w:hint="eastAsia"/>
-          <w:lang w:eastAsia="zh-CN"/>
-        </w:rPr>
-        <w:t>继</w:t>
-      </w:r>
-      <w:r>
-        <w:rPr>
-          <w:rFonts w:ascii="MS Gothic" w:eastAsia="MS Gothic" w:hAnsi="MS Gothic" w:cs="MS Gothic" w:hint="eastAsia"/>
-          <w:lang w:eastAsia="zh-CN"/>
-        </w:rPr>
-        <w:t>承了哪些</w:t>
-      </w:r>
-      <w:r>
-        <w:rPr>
-          <w:rFonts w:ascii="微软雅黑" w:eastAsia="微软雅黑" w:hAnsi="微软雅黑" w:cs="微软雅黑" w:hint="eastAsia"/>
-          <w:lang w:eastAsia="zh-CN"/>
-        </w:rPr>
-        <w:t>罗马传统</w:t>
+          <w:rFonts w:ascii="微软雅黑" w:eastAsia="微软雅黑" w:hAnsi="微软雅黑"/>
+          <w:lang w:eastAsia="zh-CN"/>
+        </w:rPr>
+        <w:t>比较基准：晚期罗马皇帝</w:t>
       </w:r>
     </w:p>
     <w:p>
       <w:pPr>
         <w:ind w:firstLine="500"/>
         <w:rPr>
-          <w:lang w:eastAsia="zh-CN"/>
-        </w:rPr>
-      </w:pPr>
-      <w:commentRangeStart w:id="0"/>
+          <w:rFonts w:hint="eastAsia"/>
+          <w:lang w:eastAsia="zh-CN"/>
+        </w:rPr>
+      </w:pPr>
       <w:r>
         <w:rPr>
           <w:lang w:eastAsia="zh-CN"/>
         </w:rPr>
-        <w:t>先看罗马传统。800年加冕以后，查理曼从801年起使用包含“治理罗马帝国的皇帝”的文书称号。这表明，他希望以罗马帝国的继承者自居。其次，是君主介入教会事务。晚期罗马皇帝曾召集教会会议；查理曼也在794年召集法兰克福会议，参与教义争议的处理。</w:t>
-      </w:r>
-      <w:commentRangeEnd w:id="0"/>
-      <w:r>
-        <w:rPr>
-          <w:rStyle w:val="affb"/>
-          <w:sz w:val="25"/>
-          <w:szCs w:val="22"/>
-          <w:lang w:eastAsia="zh-CN"/>
-        </w:rPr>
-        <w:commentReference w:id="0"/>
+        <w:t>罗马皇帝的性质随着时代变化。我们主要以四、五世纪已经基督教化的罗马帝国为参照，这与查理曼继承的帝国理想和宗教传统联系最密切。皇帝首先是罗马帝国的最高统治者，拥有立法与最高裁判权，皇帝敕令是法律的重要来源。《狄奥多西法典》将敕令编入法典，体现了皇权与帝国法律的联系。帝位的稳定也与军队支持密切相关。</w:t>
       </w:r>
     </w:p>
     <w:p>
       <w:pPr>
         <w:ind w:firstLine="500"/>
         <w:rPr>
+          <w:rFonts w:hint="eastAsia"/>
           <w:lang w:eastAsia="zh-CN"/>
         </w:rPr>
       </w:pPr>
@@ -669,63 +657,47 @@
         <w:rPr>
           <w:lang w:eastAsia="zh-CN"/>
         </w:rPr>
-        <w:t>第三，是罗马法的实际运用。Nelson记载，加冕后，查理曼按罗马法审理袭击教皇的人。因此，罗马传统在他的统治中有具体内容。不过，某些案件援用罗马法，不等于整个帝国实行统一的罗马法。各地法律继续并存，正是他实际统治时必须面对的条件。</w:t>
+        <w:t>从宫廷看，皇帝周围有高级官员和谘议机构，处理政务并联系地方。从宗教看，皇帝承担维护基督教秩序的职责，召集并参与教会会议。从权力关系看，他通过中央与地方官职，以及军队组织来执行命令。罗马皇帝的政治性质，就体现在他处于帝国法律、官职与基督教秩序的中心。接下来，我们用同样的标准分析查理曼。</w:t>
       </w:r>
     </w:p>
     <w:p>
       <w:pPr>
         <w:spacing w:after="200" w:line="276" w:lineRule="auto"/>
+        <w:rPr>
+          <w:rFonts w:hint="eastAsia"/>
+          <w:lang w:eastAsia="zh-CN"/>
+        </w:rPr>
       </w:pPr>
       <w:r>
         <w:rPr>
           <w:color w:val="666666"/>
           <w:sz w:val="18"/>
-        </w:rPr>
-        <w:t>参考：Nelson, King and Emperor, PDF 251、405、407—408页；巴尔贝罗《查理大帝：欧洲之父》210、238—239页（PDF 219、247—248）。</w:t>
+          <w:lang w:eastAsia="zh-CN"/>
+        </w:rPr>
+        <w:t>参考：《剑桥插图中世纪史》上册19—24页（PDF 26—31）；Nelson, King and Emperor, PDF 251页。</w:t>
       </w:r>
     </w:p>
     <w:p>
       <w:pPr>
         <w:pStyle w:val="21"/>
         <w:rPr>
+          <w:rFonts w:ascii="微软雅黑" w:eastAsia="微软雅黑" w:hAnsi="微软雅黑"/>
           <w:lang w:eastAsia="zh-CN"/>
         </w:rPr>
       </w:pPr>
       <w:r>
         <w:rPr>
-          <w:lang w:eastAsia="zh-CN"/>
-        </w:rPr>
-        <w:t>第</w:t>
-      </w:r>
-      <w:r>
-        <w:rPr>
-          <w:lang w:eastAsia="zh-CN"/>
-        </w:rPr>
-        <w:t>03</w:t>
-      </w:r>
-      <w:r>
-        <w:rPr>
-          <w:lang w:eastAsia="zh-CN"/>
-        </w:rPr>
-        <w:t>页</w:t>
-      </w:r>
-      <w:r>
-        <w:rPr>
-          <w:lang w:eastAsia="zh-CN"/>
-        </w:rPr>
-        <w:t xml:space="preserve">  </w:t>
-      </w:r>
-      <w:r>
-        <w:rPr>
-          <w:lang w:eastAsia="zh-CN"/>
-        </w:rPr>
-        <w:t>从实际统治看查理曼的君主身份</w:t>
+          <w:rFonts w:ascii="微软雅黑" w:eastAsia="微软雅黑" w:hAnsi="微软雅黑"/>
+          <w:lang w:eastAsia="zh-CN"/>
+        </w:rPr>
+        <w:t>功绩一：扩大法兰克统治</w:t>
       </w:r>
     </w:p>
     <w:p>
       <w:pPr>
         <w:ind w:firstLine="500"/>
         <w:rPr>
+          <w:rFonts w:hint="eastAsia"/>
           <w:lang w:eastAsia="zh-CN"/>
         </w:rPr>
       </w:pPr>
@@ -733,28 +705,29 @@
         <w:rPr>
           <w:lang w:eastAsia="zh-CN"/>
         </w:rPr>
-        <w:t>判断查理曼的性质，既要看皇帝称号，也要看他怎样治理地方。他接手的法兰克社会，已有伯爵主持地方司法、自由民参加公共法庭，以及领主与属从之间的关系。困难也很具体：伯爵可能徇私，普通人频繁出庭负担很重，君主又缺少人手直接组织各地人员。接下来我们看，他怎样加强监督、调整出庭义务，并借领主执行命令。</w:t>
+        <w:t>第一项功绩是军事征服。774年，查理曼征服伦巴第王国，把意大利北部纳入统治。经过长期战争，他又征服萨克森，使西欧、中欧部分地区与意大利北部共同接受法兰克王权的统治。</w:t>
       </w:r>
     </w:p>
     <w:p>
       <w:pPr>
-        <w:spacing w:after="200" w:line="276" w:lineRule="auto"/>
-        <w:rPr>
+        <w:ind w:firstLine="500"/>
+        <w:rPr>
+          <w:rFonts w:hint="eastAsia"/>
           <w:lang w:eastAsia="zh-CN"/>
         </w:rPr>
       </w:pPr>
       <w:r>
         <w:rPr>
-          <w:color w:val="666666"/>
-          <w:sz w:val="18"/>
-          <w:lang w:eastAsia="zh-CN"/>
-        </w:rPr>
-        <w:t>参考：巴尔贝罗《查理大帝：欧洲之父》206—210页（PDF 215—219）；布洛赫《封建社会》上卷266—269页（PDF 288—291）。</w:t>
+          <w:lang w:eastAsia="zh-CN"/>
+        </w:rPr>
+        <w:t>地图显示，查理曼的政治重心位于欧洲大陆内陆。各地仍有自身的法律和传统，伦巴第就是一个例子。征服萨克森的过程还伴随着强迫改宗和人口迁移。</w:t>
       </w:r>
     </w:p>
     <w:p>
       <w:pPr>
-        <w:rPr>
+        <w:ind w:firstLine="500"/>
+        <w:rPr>
+          <w:rFonts w:hint="eastAsia"/>
           <w:lang w:eastAsia="zh-CN"/>
         </w:rPr>
       </w:pPr>
@@ -762,78 +735,67 @@
         <w:rPr>
           <w:lang w:eastAsia="zh-CN"/>
         </w:rPr>
-        <w:br w:type="page"/>
+        <w:t>军事扩张为他取得皇帝地位提供了实力基础。领土扩大之后，加强地方监督、维持政治联系，就成为王权的重要任务。</w:t>
       </w:r>
     </w:p>
     <w:p>
       <w:pPr>
-        <w:pStyle w:val="1"/>
-        <w:rPr>
+        <w:spacing w:after="200" w:line="276" w:lineRule="auto"/>
+        <w:rPr>
+          <w:rFonts w:hint="eastAsia"/>
           <w:lang w:eastAsia="zh-CN"/>
         </w:rPr>
       </w:pPr>
       <w:r>
         <w:rPr>
-          <w:lang w:eastAsia="zh-CN"/>
-        </w:rPr>
-        <w:lastRenderedPageBreak/>
-        <w:t>汇报正文</w:t>
-      </w:r>
-      <w:r>
-        <w:rPr>
-          <w:lang w:eastAsia="zh-CN"/>
-        </w:rPr>
-        <w:t xml:space="preserve">  </w:t>
-      </w:r>
-      <w:r>
-        <w:rPr>
-          <w:lang w:eastAsia="zh-CN"/>
-        </w:rPr>
-        <w:t>领土扩张与地方治理</w:t>
+          <w:color w:val="666666"/>
+          <w:sz w:val="18"/>
+          <w:lang w:eastAsia="zh-CN"/>
+        </w:rPr>
+        <w:t>参考：艾因哈德《查理大帝传》10—12页（PDF 19—21）；巴尔贝罗《查理大帝：欧洲之父》113页（PDF 122）；Nelson, King and Emperor, PDF 46、175页。地图：巴尔贝罗一书PDF第5页。</w:t>
       </w:r>
     </w:p>
     <w:p>
       <w:pPr>
+        <w:pStyle w:val="1"/>
+        <w:pageBreakBefore/>
+        <w:rPr>
+          <w:rFonts w:ascii="微软雅黑" w:eastAsia="微软雅黑" w:hAnsi="微软雅黑"/>
+          <w:lang w:eastAsia="zh-CN"/>
+        </w:rPr>
+      </w:pPr>
+      <w:proofErr w:type="gramStart"/>
+      <w:r>
+        <w:rPr>
+          <w:rFonts w:ascii="微软雅黑" w:eastAsia="微软雅黑" w:hAnsi="微软雅黑"/>
+          <w:lang w:eastAsia="zh-CN"/>
+        </w:rPr>
+        <w:lastRenderedPageBreak/>
+        <w:t>汇报正文  司法与文化功绩</w:t>
+      </w:r>
+      <w:proofErr w:type="gramEnd"/>
+    </w:p>
+    <w:p>
+      <w:pPr>
         <w:pStyle w:val="21"/>
         <w:rPr>
+          <w:rFonts w:ascii="微软雅黑" w:eastAsia="微软雅黑" w:hAnsi="微软雅黑"/>
           <w:lang w:eastAsia="zh-CN"/>
         </w:rPr>
       </w:pPr>
       <w:r>
         <w:rPr>
-          <w:lang w:eastAsia="zh-CN"/>
-        </w:rPr>
-        <w:t>第</w:t>
-      </w:r>
-      <w:r>
-        <w:rPr>
-          <w:lang w:eastAsia="zh-CN"/>
-        </w:rPr>
-        <w:t>04</w:t>
-      </w:r>
-      <w:r>
-        <w:rPr>
-          <w:lang w:eastAsia="zh-CN"/>
-        </w:rPr>
-        <w:t>页</w:t>
-      </w:r>
-      <w:r>
-        <w:rPr>
-          <w:lang w:eastAsia="zh-CN"/>
-        </w:rPr>
-        <w:t xml:space="preserve">  </w:t>
-      </w:r>
-      <w:r>
-        <w:rPr>
-          <w:lang w:eastAsia="zh-CN"/>
-        </w:rPr>
-        <w:t>领土扩大，地方治理也更加困难</w:t>
+          <w:rFonts w:ascii="微软雅黑" w:eastAsia="微软雅黑" w:hAnsi="微软雅黑"/>
+          <w:lang w:eastAsia="zh-CN"/>
+        </w:rPr>
+        <w:t>功绩二：加强监督，整顿司法</w:t>
       </w:r>
     </w:p>
     <w:p>
       <w:pPr>
         <w:ind w:firstLine="500"/>
         <w:rPr>
+          <w:rFonts w:hint="eastAsia"/>
           <w:lang w:eastAsia="zh-CN"/>
         </w:rPr>
       </w:pPr>
@@ -841,13 +803,14 @@
         <w:rPr>
           <w:lang w:eastAsia="zh-CN"/>
         </w:rPr>
-        <w:t>查理曼最显眼的功绩，是通过战争扩大法兰克统治。774年，他征服伦巴第王国，把意大利北部纳入自己的统治。但征服之后，伦巴第人仍保留了自己的法律和一些政治传统。</w:t>
+        <w:t>第二项功绩是加强地方监督和整顿司法。伯爵主持地方审判，掌握较大的地方权力。查理曼派巡察使检查案件，干预徇私与受贿，把君主的监督带入地方司法。</w:t>
       </w:r>
     </w:p>
     <w:p>
       <w:pPr>
         <w:ind w:firstLine="500"/>
         <w:rPr>
+          <w:rFonts w:hint="eastAsia"/>
           <w:lang w:eastAsia="zh-CN"/>
         </w:rPr>
       </w:pPr>
@@ -855,120 +818,62 @@
         <w:rPr>
           <w:lang w:eastAsia="zh-CN"/>
         </w:rPr>
-        <w:t>萨克森战争则显示了征服的另一面。艾因哈德记载，查理曼迁走了大批萨克森人，并要求归顺者接受基督教。这些战争扩大了帝国，也伴随着强迫和暴力。领土扩大以后，君主必须更多地依靠地方官员。伯爵掌管审判，如果他们徇私受贿，君主要求的公正就很难实现。因此，我们先看查理曼怎样监督地方司法，再看他怎样借领主组织人员。</w:t>
+        <w:t>他还推动固定的审判辅助人员参与法庭，让他们积累法律知识和经验。809年的规定减少了普通人必须出庭的次数，由固定人员承担更多事务，减轻出庭负担。</w:t>
       </w:r>
     </w:p>
     <w:p>
       <w:pPr>
-        <w:spacing w:after="200" w:line="276" w:lineRule="auto"/>
+        <w:ind w:firstLine="500"/>
+        <w:rPr>
+          <w:rFonts w:hint="eastAsia"/>
+          <w:lang w:eastAsia="zh-CN"/>
+        </w:rPr>
       </w:pPr>
       <w:r>
         <w:rPr>
-          <w:color w:val="666666"/>
-          <w:sz w:val="18"/>
-        </w:rPr>
-        <w:t>参考：艾因哈德《查理大帝传》10、12页（PDF 19、21）；Nelson, King and Emperor, PDF 175页；巴尔贝罗《查理大帝：欧洲之父》206—210页（PDF 215—219）；地图：巴尔贝罗书前地图（PDF 5）。</w:t>
+          <w:lang w:eastAsia="zh-CN"/>
+        </w:rPr>
+        <w:t>这些措施使维护正义成为具体的监督和审判安排。查理曼在军事扩张之后，继续加强王权对地方的干预，为整顿帝国秩序投入力量。</w:t>
       </w:r>
     </w:p>
     <w:p>
       <w:pPr>
-        <w:pStyle w:val="21"/>
-        <w:rPr>
-          <w:rFonts w:eastAsia="宋体" w:hint="eastAsia"/>
+        <w:spacing w:after="200" w:line="276" w:lineRule="auto"/>
+        <w:rPr>
+          <w:rFonts w:hint="eastAsia"/>
           <w:lang w:eastAsia="zh-CN"/>
         </w:rPr>
       </w:pPr>
       <w:r>
         <w:rPr>
-          <w:lang w:eastAsia="zh-CN"/>
-        </w:rPr>
-        <w:t>第</w:t>
-      </w:r>
-      <w:r>
-        <w:rPr>
-          <w:lang w:eastAsia="zh-CN"/>
-        </w:rPr>
-        <w:t>05</w:t>
-      </w:r>
-      <w:r>
-        <w:rPr>
-          <w:rFonts w:ascii="微软雅黑" w:eastAsia="微软雅黑" w:hAnsi="微软雅黑" w:cs="微软雅黑" w:hint="eastAsia"/>
-          <w:lang w:eastAsia="zh-CN"/>
-        </w:rPr>
-        <w:t>页</w:t>
-      </w:r>
-      <w:r>
-        <w:rPr>
-          <w:lang w:eastAsia="zh-CN"/>
-        </w:rPr>
-        <w:t xml:space="preserve">  </w:t>
-      </w:r>
-      <w:r>
-        <w:rPr>
-          <w:lang w:eastAsia="zh-CN"/>
-        </w:rPr>
-        <w:t>司法改革：</w:t>
-      </w:r>
-      <w:r>
-        <w:rPr>
-          <w:rFonts w:ascii="微软雅黑" w:eastAsia="微软雅黑" w:hAnsi="微软雅黑" w:cs="微软雅黑" w:hint="eastAsia"/>
-          <w:lang w:eastAsia="zh-CN"/>
-        </w:rPr>
-        <w:t>监</w:t>
-      </w:r>
-      <w:r>
-        <w:rPr>
-          <w:rFonts w:ascii="MS Gothic" w:eastAsia="MS Gothic" w:hAnsi="MS Gothic" w:cs="MS Gothic" w:hint="eastAsia"/>
-          <w:lang w:eastAsia="zh-CN"/>
-        </w:rPr>
-        <w:t>督伯爵，减</w:t>
-      </w:r>
-      <w:r>
-        <w:rPr>
-          <w:rFonts w:ascii="微软雅黑" w:eastAsia="微软雅黑" w:hAnsi="微软雅黑" w:cs="微软雅黑" w:hint="eastAsia"/>
-          <w:lang w:eastAsia="zh-CN"/>
-        </w:rPr>
-        <w:t>轻</w:t>
-      </w:r>
-      <w:r>
-        <w:rPr>
-          <w:rFonts w:ascii="MS Gothic" w:eastAsia="MS Gothic" w:hAnsi="MS Gothic" w:cs="MS Gothic" w:hint="eastAsia"/>
-          <w:lang w:eastAsia="zh-CN"/>
-        </w:rPr>
-        <w:t>出庭</w:t>
-      </w:r>
-      <w:r>
-        <w:rPr>
-          <w:rFonts w:ascii="微软雅黑" w:eastAsia="微软雅黑" w:hAnsi="微软雅黑" w:cs="微软雅黑" w:hint="eastAsia"/>
-          <w:lang w:eastAsia="zh-CN"/>
-        </w:rPr>
-        <w:t>负</w:t>
-      </w:r>
-      <w:r>
-        <w:rPr>
-          <w:lang w:eastAsia="zh-CN"/>
-        </w:rPr>
-        <w:t>担</w:t>
+          <w:color w:val="666666"/>
+          <w:sz w:val="18"/>
+          <w:lang w:eastAsia="zh-CN"/>
+        </w:rPr>
+        <w:t>参考：巴尔贝罗《查理大帝：欧洲之父》206—210页（PDF 215—219）。</w:t>
       </w:r>
     </w:p>
     <w:p>
       <w:pPr>
-        <w:ind w:firstLine="500"/>
-        <w:rPr>
+        <w:pStyle w:val="21"/>
+        <w:rPr>
+          <w:rFonts w:ascii="微软雅黑" w:eastAsia="微软雅黑" w:hAnsi="微软雅黑"/>
           <w:lang w:eastAsia="zh-CN"/>
         </w:rPr>
       </w:pPr>
       <w:r>
         <w:rPr>
-          <w:lang w:eastAsia="zh-CN"/>
-        </w:rPr>
-        <w:t>先看司法。伯爵在地方上有很大的权力，如果他偏袒有势力的人，或者自己收受贿赂，普通人就很难得到公正的判决。巴尔贝罗提到过官员侵占寡妇财产的案件，最后需要君主派人干预。789年的训令也要求法官不得收礼。这些记载说明，地方司法的问题相当具体，查理曼也确实试图加以纠正。</w:t>
+          <w:rFonts w:ascii="微软雅黑" w:eastAsia="微软雅黑" w:hAnsi="微软雅黑"/>
+          <w:lang w:eastAsia="zh-CN"/>
+        </w:rPr>
+        <w:t>功绩三：推动教育与拉丁文化</w:t>
       </w:r>
     </w:p>
     <w:p>
       <w:pPr>
         <w:ind w:firstLine="500"/>
         <w:rPr>
+          <w:rFonts w:hint="eastAsia"/>
           <w:lang w:eastAsia="zh-CN"/>
         </w:rPr>
       </w:pPr>
@@ -976,13 +881,14 @@
         <w:rPr>
           <w:lang w:eastAsia="zh-CN"/>
         </w:rPr>
-        <w:t>他的做法主要有几项。首先，派巡察使到地方了解情况，检查伯爵怎样办案。其次，让一批相对固定的人员辅助审判，也就是书中提到的斯卡比尼。这些人经常参与案件，比临时召集的人更有机会熟悉法律。809年，他又减轻了普通自由民出席公共法庭的负担。一般人不必频繁到场，但涉及自己的案件等情况仍要出席，更多审判事务则由指定人员承担。</w:t>
+        <w:t>第三项功绩是推动教育与拉丁文化。789年的训令要求教会办学，教授语法、诗篇和历法计算等知识，培养能够读写、处理文书的人。</w:t>
       </w:r>
     </w:p>
     <w:p>
       <w:pPr>
         <w:ind w:firstLine="500"/>
         <w:rPr>
+          <w:rFonts w:hint="eastAsia"/>
           <w:lang w:eastAsia="zh-CN"/>
         </w:rPr>
       </w:pPr>
@@ -990,58 +896,82 @@
         <w:rPr>
           <w:lang w:eastAsia="zh-CN"/>
         </w:rPr>
-        <w:t>这些措施的意义，在于查理曼开始具体调整谁来审案、谁来监督，以及普通人需要承担多少义务。改革当然也有限度，审判人员的选择仍可能受伯爵影响，各地也继续使用不同法律。因此，这里值得肯定的是他改善地方司法的努力。它能让我们看到，查理曼除了要求臣民服从，也在设法约束替他行使权力的人。</w:t>
+        <w:t>阿尔昆在图尔校订《圣经》，宫廷和修道院支持文本的抄写、保存与交流。加洛林小写字体逐渐传播，清晰的字形方便了阅读和抄写。学者、教士与抄写员共同参与，促进了书籍在各地流通。</w:t>
       </w:r>
     </w:p>
     <w:p>
       <w:pPr>
-        <w:spacing w:after="200" w:line="276" w:lineRule="auto"/>
+        <w:ind w:firstLine="500"/>
+        <w:rPr>
+          <w:rFonts w:hint="eastAsia"/>
+          <w:lang w:eastAsia="zh-CN"/>
+        </w:rPr>
       </w:pPr>
       <w:r>
         <w:rPr>
-          <w:color w:val="666666"/>
-          <w:sz w:val="18"/>
-        </w:rPr>
-        <w:t>参考：巴尔贝罗《查理大帝：欧洲之父》206—210页（PDF 215—219）；Nelson, King and Emperor, PDF 204页。</w:t>
+          <w:lang w:eastAsia="zh-CN"/>
+        </w:rPr>
+        <w:t>帝国分裂以后，拉丁文教育、书籍与书写习惯继续延续。这项功绩为不同地区提供了共同的文化联系，使查理曼的影响超出了帝国政治统一的时期。</w:t>
       </w:r>
     </w:p>
     <w:p>
+      <w:pPr>
+        <w:spacing w:after="200" w:line="276" w:lineRule="auto"/>
+        <w:rPr>
+          <w:rFonts w:hint="eastAsia"/>
+          <w:lang w:eastAsia="zh-CN"/>
+        </w:rPr>
+      </w:pPr>
       <w:r>
-        <w:br w:type="page"/>
+        <w:rPr>
+          <w:color w:val="666666"/>
+          <w:sz w:val="18"/>
+          <w:lang w:eastAsia="zh-CN"/>
+        </w:rPr>
+        <w:t>参考：巴尔贝罗《查理大帝：欧洲之父》231—237页（PDF 240—246）；艾因哈德《查理大帝传》28页（PDF 37）；皮朗《穆罕默德和查理曼》290页（PDF 322）。</w:t>
       </w:r>
     </w:p>
     <w:p>
       <w:pPr>
         <w:pStyle w:val="1"/>
-        <w:rPr>
-          <w:lang w:eastAsia="zh-CN"/>
-        </w:rPr>
-      </w:pPr>
+        <w:pageBreakBefore/>
+        <w:rPr>
+          <w:rFonts w:ascii="微软雅黑" w:eastAsia="微软雅黑" w:hAnsi="微软雅黑"/>
+          <w:lang w:eastAsia="zh-CN"/>
+        </w:rPr>
+      </w:pPr>
+      <w:proofErr w:type="gramStart"/>
       <w:r>
         <w:rPr>
+          <w:rFonts w:ascii="微软雅黑" w:eastAsia="微软雅黑" w:hAnsi="微软雅黑"/>
           <w:lang w:eastAsia="zh-CN"/>
         </w:rPr>
         <w:lastRenderedPageBreak/>
-        <w:t>汇报正文</w:t>
+        <w:t>汇报正文  合法性与宫廷组成</w:t>
       </w:r>
+      <w:proofErr w:type="gramEnd"/>
+    </w:p>
+    <w:p>
+      <w:pPr>
+        <w:pStyle w:val="21"/>
+        <w:rPr>
+          <w:rFonts w:ascii="微软雅黑" w:eastAsia="微软雅黑" w:hAnsi="微软雅黑"/>
+          <w:lang w:eastAsia="zh-CN"/>
+        </w:rPr>
+      </w:pPr>
       <w:r>
         <w:rPr>
-          <w:lang w:eastAsia="zh-CN"/>
-        </w:rPr>
-        <w:t xml:space="preserve">  </w:t>
-      </w:r>
-      <w:r>
-        <w:rPr>
-          <w:lang w:eastAsia="zh-CN"/>
-        </w:rPr>
-        <w:t>附庸关系与教会教育</w:t>
+          <w:rFonts w:ascii="微软雅黑" w:eastAsia="微软雅黑" w:hAnsi="微软雅黑"/>
+          <w:lang w:eastAsia="zh-CN"/>
+        </w:rPr>
+        <w:t>合法性：法兰克王权获得皇帝地位</w:t>
       </w:r>
     </w:p>
     <w:p>
       <w:pPr>
-        <w:pStyle w:val="21"/>
-        <w:rPr>
-          <w:rFonts w:eastAsia="宋体" w:hint="eastAsia"/>
+        <w:ind w:firstLine="500"/>
+        <w:rPr>
+          <w:rFonts w:hint="eastAsia"/>
           <w:lang w:eastAsia="zh-CN"/>
         </w:rPr>
       </w:pPr>
@@ -1049,79 +979,14 @@
         <w:rPr>
           <w:lang w:eastAsia="zh-CN"/>
         </w:rPr>
-        <w:t>第</w:t>
-      </w:r>
-      <w:r>
-        <w:rPr>
-          <w:lang w:eastAsia="zh-CN"/>
-        </w:rPr>
-        <w:t>06</w:t>
-      </w:r>
-      <w:r>
-        <w:rPr>
-          <w:rFonts w:ascii="微软雅黑" w:eastAsia="微软雅黑" w:hAnsi="微软雅黑" w:cs="微软雅黑" w:hint="eastAsia"/>
-          <w:lang w:eastAsia="zh-CN"/>
-        </w:rPr>
-        <w:t>页</w:t>
-      </w:r>
-      <w:r>
-        <w:rPr>
-          <w:lang w:eastAsia="zh-CN"/>
-        </w:rPr>
-        <w:t xml:space="preserve">  </w:t>
-      </w:r>
-      <w:r>
-        <w:rPr>
-          <w:lang w:eastAsia="zh-CN"/>
-        </w:rPr>
-        <w:t>附庸关系怎</w:t>
-      </w:r>
-      <w:r>
-        <w:rPr>
-          <w:rFonts w:ascii="微软雅黑" w:eastAsia="微软雅黑" w:hAnsi="微软雅黑" w:cs="微软雅黑" w:hint="eastAsia"/>
-          <w:lang w:eastAsia="zh-CN"/>
-        </w:rPr>
-        <w:t>样</w:t>
-      </w:r>
-      <w:r>
-        <w:rPr>
-          <w:rFonts w:ascii="MS Gothic" w:eastAsia="MS Gothic" w:hAnsi="MS Gothic" w:cs="MS Gothic" w:hint="eastAsia"/>
-          <w:lang w:eastAsia="zh-CN"/>
-        </w:rPr>
-        <w:t>帮助</w:t>
-      </w:r>
-      <w:r>
-        <w:rPr>
-          <w:rFonts w:ascii="微软雅黑" w:eastAsia="微软雅黑" w:hAnsi="微软雅黑" w:cs="微软雅黑" w:hint="eastAsia"/>
-          <w:lang w:eastAsia="zh-CN"/>
-        </w:rPr>
-        <w:t>查</w:t>
-      </w:r>
-      <w:r>
-        <w:rPr>
-          <w:rFonts w:ascii="MS Gothic" w:eastAsia="MS Gothic" w:hAnsi="MS Gothic" w:cs="MS Gothic" w:hint="eastAsia"/>
-          <w:lang w:eastAsia="zh-CN"/>
-        </w:rPr>
-        <w:t>理曼</w:t>
-      </w:r>
-      <w:r>
-        <w:rPr>
-          <w:rFonts w:ascii="微软雅黑" w:eastAsia="微软雅黑" w:hAnsi="微软雅黑" w:cs="微软雅黑" w:hint="eastAsia"/>
-          <w:lang w:eastAsia="zh-CN"/>
-        </w:rPr>
-        <w:t>统</w:t>
-      </w:r>
-      <w:r>
-        <w:rPr>
-          <w:lang w:eastAsia="zh-CN"/>
-        </w:rPr>
-        <w:t>治</w:t>
+        <w:t>现在比较合法性。罗马皇帝以帝国最高统治者的身份行使权力，皇帝敕令和帝国法律共同表达这种权威。查理曼则在法兰克和伦巴第王权的基础上取得皇帝地位。王朝继承、军事征服与贵族支持，构成他原有的统治基础。</w:t>
       </w:r>
     </w:p>
     <w:p>
       <w:pPr>
         <w:ind w:firstLine="500"/>
         <w:rPr>
+          <w:rFonts w:hint="eastAsia"/>
           <w:lang w:eastAsia="zh-CN"/>
         </w:rPr>
       </w:pPr>
@@ -1129,13 +994,14 @@
         <w:rPr>
           <w:lang w:eastAsia="zh-CN"/>
         </w:rPr>
-        <w:t>上一页说的是怎样监督地方官。这里的问题是，君主靠谁把人组织起来。先分清两种关系：臣民对君主的效忠，是一种政治义务；附庸关系则发生在特定的领主和属从之间，附庸承诺忠诚和服务，领主承担保护责任。</w:t>
+        <w:t>800年，教皇在罗马为他加冕。801年的文书头衔同时保留治理罗马帝国的皇帝称号，以及法兰克人和伦巴第人的国王称号。这表明，罗马皇帝的权威进入了一个已经拥有自身王朝和领土基础的政权。</w:t>
       </w:r>
     </w:p>
     <w:p>
       <w:pPr>
         <w:ind w:firstLine="500"/>
         <w:rPr>
+          <w:rFonts w:hint="eastAsia"/>
           <w:lang w:eastAsia="zh-CN"/>
         </w:rPr>
       </w:pPr>
@@ -1143,43 +1009,47 @@
         <w:rPr>
           <w:lang w:eastAsia="zh-CN"/>
         </w:rPr>
-        <w:t>为什么要借助领主？布洛赫指出，当时官员少，交通又不方便，君主很难直接联系到每个人。810年的规定要求领主管束自己的属从，使他们服从皇帝命令。这把已有的个人关系与王权的要求联系起来。具体来说，领主要督促附庸出庭、履行军役；如果领主亲自参战，附庸由他率领，领主不在场时，则由伯爵直接指挥。</w:t>
+        <w:t>比较的重点，在于谁来承载帝国权威。查理曼的政治中心位于法兰克地区，皇帝身份依托这里的王朝和贵族关系。罗马传统为他提供了帝国的尊严与理想，法兰克王权则构成他的现实根基。我们据此把他理解为取得帝国地位的新型欧洲君主。</w:t>
       </w:r>
     </w:p>
     <w:p>
       <w:pPr>
-        <w:ind w:firstLine="500"/>
-        <w:rPr>
+        <w:spacing w:after="200" w:line="276" w:lineRule="auto"/>
+        <w:rPr>
+          <w:rFonts w:hint="eastAsia"/>
           <w:lang w:eastAsia="zh-CN"/>
         </w:rPr>
       </w:pPr>
       <w:r>
         <w:rPr>
-          <w:lang w:eastAsia="zh-CN"/>
-        </w:rPr>
-        <w:t>所以，这种关系能够帮助查理曼组织军队、落实义务，说明他在尝试利用地方力量加强统治。</w:t>
+          <w:color w:val="666666"/>
+          <w:sz w:val="18"/>
+          <w:lang w:eastAsia="zh-CN"/>
+        </w:rPr>
+        <w:t>参考：《剑桥插图中世纪史》上册19、21页（PDF 26、28）；艾因哈德《查理大帝传》30—31页（PDF 39—40）；巴尔贝罗《查理大帝：欧洲之父》113页（PDF 122）；Nelson, King and Emperor, PDF 320、405—408页。</w:t>
       </w:r>
     </w:p>
     <w:p>
       <w:pPr>
-        <w:spacing w:after="200" w:line="276" w:lineRule="auto"/>
-        <w:rPr>
+        <w:pStyle w:val="21"/>
+        <w:rPr>
+          <w:rFonts w:ascii="微软雅黑" w:eastAsia="微软雅黑" w:hAnsi="微软雅黑"/>
           <w:lang w:eastAsia="zh-CN"/>
         </w:rPr>
       </w:pPr>
       <w:r>
         <w:rPr>
-          <w:color w:val="666666"/>
-          <w:sz w:val="18"/>
-          <w:lang w:eastAsia="zh-CN"/>
-        </w:rPr>
-        <w:t>参考：布洛赫《封建社会》上卷266—269页（PDF 288—291）；巴尔贝罗《查理大帝：欧洲之父》146—149页（PDF 155—158）。</w:t>
+          <w:rFonts w:ascii="微软雅黑" w:eastAsia="微软雅黑" w:hAnsi="微软雅黑"/>
+          <w:lang w:eastAsia="zh-CN"/>
+        </w:rPr>
+        <w:t>宫廷组成：官署中枢与王朝精英</w:t>
       </w:r>
     </w:p>
     <w:p>
       <w:pPr>
-        <w:pStyle w:val="21"/>
-        <w:rPr>
+        <w:ind w:firstLine="500"/>
+        <w:rPr>
+          <w:rFonts w:hint="eastAsia"/>
           <w:lang w:eastAsia="zh-CN"/>
         </w:rPr>
       </w:pPr>
@@ -1187,37 +1057,14 @@
         <w:rPr>
           <w:lang w:eastAsia="zh-CN"/>
         </w:rPr>
-        <w:t>第</w:t>
-      </w:r>
-      <w:r>
-        <w:rPr>
-          <w:lang w:eastAsia="zh-CN"/>
-        </w:rPr>
-        <w:t>07</w:t>
-      </w:r>
-      <w:r>
-        <w:rPr>
-          <w:lang w:eastAsia="zh-CN"/>
-        </w:rPr>
-        <w:t>页</w:t>
-      </w:r>
-      <w:r>
-        <w:rPr>
-          <w:lang w:eastAsia="zh-CN"/>
-        </w:rPr>
-        <w:t xml:space="preserve">  </w:t>
-      </w:r>
-      <w:r>
-        <w:rPr>
-          <w:lang w:eastAsia="zh-CN"/>
-        </w:rPr>
-        <w:t>教育与书写改革怎样帮助治理</w:t>
+        <w:t>再看宫廷组成。晚期罗马宫廷是帝国行政的中枢，皇帝身边的高级官员和谘议机构连接地方行政，各类官职分别承担文书、司法和财政事务。查理曼的宫廷则以王族为核心，把世俗显贵与教会人士直接组织到君主身边。</w:t>
       </w:r>
     </w:p>
     <w:p>
       <w:pPr>
         <w:ind w:firstLine="500"/>
         <w:rPr>
+          <w:rFonts w:hint="eastAsia"/>
           <w:lang w:eastAsia="zh-CN"/>
         </w:rPr>
       </w:pPr>
@@ -1225,13 +1072,14 @@
         <w:rPr>
           <w:lang w:eastAsia="zh-CN"/>
         </w:rPr>
-        <w:t>教育和书写改革可以用三件具体的事来说明。第一，789年训令要求教会办学，教授语法、诗篇和历法计算等知识。目的首先是让教士更准确地理解信仰，同时也培养了能读写拉丁文的人。第二，阿尔昆在图尔校订《圣经》，抄本通过宫廷和修道院传播，使不同地区更容易取得、使用较可靠的文本。</w:t>
+        <w:t>王后参与王室庄园与家政管理，世俗显贵担任宫廷职务，负责供应和财物。主教与教士承担礼拜、文书和咨询。科隆主教希尔德巴尔德长期留在宫廷，主持王室礼拜堂，就是教会身份与宫廷职务结合的具体例子。</w:t>
       </w:r>
     </w:p>
     <w:p>
       <w:pPr>
         <w:ind w:firstLine="500"/>
         <w:rPr>
+          <w:rFonts w:hint="eastAsia"/>
           <w:lang w:eastAsia="zh-CN"/>
         </w:rPr>
       </w:pPr>
@@ -1239,13 +1087,14 @@
         <w:rPr>
           <w:lang w:eastAsia="zh-CN"/>
         </w:rPr>
-        <w:t>第三，加洛林小写字体逐渐传播，字形清晰，方便阅读和抄写。它没有马上取代所有地方字体，也不能算查理曼个人的发明。这些改革与治理的联系，在于学校培养读写人员，书籍和书写规范方便交流，教会也能提供处理文书的人才。</w:t>
+        <w:t>罗马宫廷显示出较为分化的帝国官职体系。在查理曼的宫廷中，王室家政、世俗职务与教会人事联系得更紧密。君主通过这些人联系地方力量，宫廷也因此成为王朝聚合政治精英的中心。这种组织方式，使他的权力深深扎根于法兰克王朝与显贵的合作。</w:t>
       </w:r>
     </w:p>
     <w:p>
       <w:pPr>
         <w:spacing w:after="200" w:line="276" w:lineRule="auto"/>
         <w:rPr>
+          <w:rFonts w:hint="eastAsia"/>
           <w:lang w:eastAsia="zh-CN"/>
         </w:rPr>
       </w:pPr>
@@ -1255,26 +1104,50 @@
           <w:sz w:val="18"/>
           <w:lang w:eastAsia="zh-CN"/>
         </w:rPr>
-        <w:t>参考：巴尔贝罗《查理大帝：欧洲之父》231—237页（PDF 240—246）：办学232—233页，校订与传播231、234页，小写字体236—237页。</w:t>
+        <w:t>参考：《剑桥插图中世纪史》上册21—24页（PDF 28—31）；Nelson, King and Emperor, PDF 338、369、389、498—500页；艾因哈德《查理大帝传》28页（PDF 37）。史料说明：《宫廷秩序》经后世修订，Nelson结合其他材料讨论宫廷组织。</w:t>
       </w:r>
     </w:p>
     <w:p>
       <w:pPr>
-        <w:rPr>
-          <w:lang w:eastAsia="zh-CN"/>
-        </w:rPr>
-      </w:pPr>
+        <w:pStyle w:val="1"/>
+        <w:pageBreakBefore/>
+        <w:rPr>
+          <w:rFonts w:ascii="微软雅黑" w:eastAsia="微软雅黑" w:hAnsi="微软雅黑"/>
+          <w:lang w:eastAsia="zh-CN"/>
+        </w:rPr>
+      </w:pPr>
+      <w:proofErr w:type="gramStart"/>
       <w:r>
         <w:rPr>
-          <w:lang w:eastAsia="zh-CN"/>
-        </w:rPr>
-        <w:br w:type="page"/>
+          <w:rFonts w:ascii="微软雅黑" w:eastAsia="微软雅黑" w:hAnsi="微软雅黑"/>
+          <w:lang w:eastAsia="zh-CN"/>
+        </w:rPr>
+        <w:lastRenderedPageBreak/>
+        <w:t>汇报正文  宗教地位与权力关系</w:t>
+      </w:r>
+      <w:proofErr w:type="gramEnd"/>
+    </w:p>
+    <w:p>
+      <w:pPr>
+        <w:pStyle w:val="21"/>
+        <w:rPr>
+          <w:rFonts w:ascii="微软雅黑" w:eastAsia="微软雅黑" w:hAnsi="微软雅黑"/>
+          <w:lang w:eastAsia="zh-CN"/>
+        </w:rPr>
+      </w:pPr>
+      <w:r>
+        <w:rPr>
+          <w:rFonts w:ascii="微软雅黑" w:eastAsia="微软雅黑" w:hAnsi="微软雅黑"/>
+          <w:lang w:eastAsia="zh-CN"/>
+        </w:rPr>
+        <w:t>宗教地位：皇帝职责与教会合作</w:t>
       </w:r>
     </w:p>
     <w:p>
       <w:pPr>
-        <w:pStyle w:val="1"/>
-        <w:rPr>
+        <w:ind w:firstLine="500"/>
+        <w:rPr>
+          <w:rFonts w:hint="eastAsia"/>
           <w:lang w:eastAsia="zh-CN"/>
         </w:rPr>
       </w:pPr>
@@ -1282,27 +1155,14 @@
         <w:rPr>
           <w:lang w:eastAsia="zh-CN"/>
         </w:rPr>
-        <w:lastRenderedPageBreak/>
-        <w:t>汇报正文</w:t>
-      </w:r>
-      <w:r>
-        <w:rPr>
-          <w:lang w:eastAsia="zh-CN"/>
-        </w:rPr>
-        <w:t xml:space="preserve">  </w:t>
-      </w:r>
-      <w:r>
-        <w:rPr>
-          <w:lang w:eastAsia="zh-CN"/>
-        </w:rPr>
-        <w:t>地区联系与君主性质</w:t>
+        <w:t>宗教方面，两者有清楚的承接关系。晚期罗马皇帝承担维护基督教秩序的职责，君士坦丁召集尼西亚会议就是一个例子。查理曼同样把维护信仰视为君主责任。794年，他召集法兰克福会议，参与处理教义争论。</w:t>
       </w:r>
     </w:p>
     <w:p>
       <w:pPr>
-        <w:pStyle w:val="21"/>
-        <w:rPr>
-          <w:rFonts w:eastAsia="宋体" w:hint="eastAsia"/>
+        <w:ind w:firstLine="500"/>
+        <w:rPr>
+          <w:rFonts w:hint="eastAsia"/>
           <w:lang w:eastAsia="zh-CN"/>
         </w:rPr>
       </w:pPr>
@@ -1310,104 +1170,14 @@
         <w:rPr>
           <w:lang w:eastAsia="zh-CN"/>
         </w:rPr>
-        <w:t>第</w:t>
-      </w:r>
-      <w:r>
-        <w:rPr>
-          <w:lang w:eastAsia="zh-CN"/>
-        </w:rPr>
-        <w:t>08</w:t>
-      </w:r>
-      <w:r>
-        <w:rPr>
-          <w:rFonts w:ascii="微软雅黑" w:eastAsia="微软雅黑" w:hAnsi="微软雅黑" w:cs="微软雅黑" w:hint="eastAsia"/>
-          <w:lang w:eastAsia="zh-CN"/>
-        </w:rPr>
-        <w:t>页</w:t>
-      </w:r>
-      <w:r>
-        <w:rPr>
-          <w:lang w:eastAsia="zh-CN"/>
-        </w:rPr>
-        <w:t xml:space="preserve">  </w:t>
-      </w:r>
-      <w:r>
-        <w:rPr>
-          <w:rFonts w:ascii="微软雅黑" w:eastAsia="微软雅黑" w:hAnsi="微软雅黑" w:cs="微软雅黑" w:hint="eastAsia"/>
-          <w:lang w:eastAsia="zh-CN"/>
-        </w:rPr>
-        <w:t>查</w:t>
-      </w:r>
-      <w:r>
-        <w:rPr>
-          <w:rFonts w:ascii="MS Gothic" w:eastAsia="MS Gothic" w:hAnsi="MS Gothic" w:cs="MS Gothic" w:hint="eastAsia"/>
-          <w:lang w:eastAsia="zh-CN"/>
-        </w:rPr>
-        <w:t>理曼</w:t>
-      </w:r>
-      <w:r>
-        <w:rPr>
-          <w:rFonts w:ascii="微软雅黑" w:eastAsia="微软雅黑" w:hAnsi="微软雅黑" w:cs="微软雅黑" w:hint="eastAsia"/>
-          <w:lang w:eastAsia="zh-CN"/>
-        </w:rPr>
-        <w:t>统</w:t>
-      </w:r>
-      <w:r>
-        <w:rPr>
-          <w:rFonts w:ascii="MS Gothic" w:eastAsia="MS Gothic" w:hAnsi="MS Gothic" w:cs="MS Gothic" w:hint="eastAsia"/>
-          <w:lang w:eastAsia="zh-CN"/>
-        </w:rPr>
-        <w:t>治的</w:t>
-      </w:r>
-      <w:r>
-        <w:rPr>
-          <w:lang w:eastAsia="zh-CN"/>
-        </w:rPr>
-        <w:t>“</w:t>
-      </w:r>
-      <w:r>
-        <w:rPr>
-          <w:lang w:eastAsia="zh-CN"/>
-        </w:rPr>
-        <w:t>欧洲性</w:t>
-      </w:r>
-      <w:r>
-        <w:rPr>
-          <w:lang w:eastAsia="zh-CN"/>
-        </w:rPr>
-        <w:t>”</w:t>
-      </w:r>
-      <w:r>
-        <w:rPr>
-          <w:lang w:eastAsia="zh-CN"/>
-        </w:rPr>
-        <w:t>体</w:t>
-      </w:r>
-      <w:r>
-        <w:rPr>
-          <w:rFonts w:ascii="微软雅黑" w:eastAsia="微软雅黑" w:hAnsi="微软雅黑" w:cs="微软雅黑" w:hint="eastAsia"/>
-          <w:lang w:eastAsia="zh-CN"/>
-        </w:rPr>
-        <w:t>现</w:t>
-      </w:r>
-      <w:r>
-        <w:rPr>
-          <w:rFonts w:ascii="MS Gothic" w:eastAsia="MS Gothic" w:hAnsi="MS Gothic" w:cs="MS Gothic" w:hint="eastAsia"/>
-          <w:lang w:eastAsia="zh-CN"/>
-        </w:rPr>
-        <w:t>在哪</w:t>
-      </w:r>
-      <w:r>
-        <w:rPr>
-          <w:lang w:eastAsia="zh-CN"/>
-        </w:rPr>
-        <w:t>里</w:t>
+        <w:t>进一步看这种职责怎样落实。罗马皇帝从帝国最高统治者的位置介入教会事务。查理曼则通过法兰克王权与罗马教皇、各地主教和修道院的合作开展统治。教皇加冕确认皇帝身份，主教进入宫廷并参与政务，教会学校和修道院提供读写人才与书籍。</w:t>
       </w:r>
     </w:p>
     <w:p>
       <w:pPr>
         <w:ind w:firstLine="500"/>
         <w:rPr>
+          <w:rFonts w:hint="eastAsia"/>
           <w:lang w:eastAsia="zh-CN"/>
         </w:rPr>
       </w:pPr>
@@ -1415,39 +1185,47 @@
         <w:rPr>
           <w:lang w:eastAsia="zh-CN"/>
         </w:rPr>
-        <w:t>前面讲了治理和教育，这些做法怎样支持“欧洲君主”的判断？先看统治重心。古罗马围绕地中海，查理曼帝国则以莱茵河流域为重心，亚琛成为重要的政治中心。但位置在欧洲，还不足以说明君主的性质。关键是他依靠伯爵、地方领主和教会，把西欧、中欧部分地区与意大利北部联系在同一统治之下。</w:t>
+        <w:t>这使罗马的基督教皇权理想在新的政治关系中发挥作用：法兰克君主提供政治支持，教会把宫廷与各地社会连接起来。宗教维度说明，查理曼把继承的皇帝职责落实为王朝与教会的紧密合作，成为拉丁基督教政治秩序的重要组织者。</w:t>
       </w:r>
     </w:p>
     <w:p>
       <w:pPr>
-        <w:ind w:firstLine="500"/>
-        <w:rPr>
+        <w:spacing w:after="200" w:line="276" w:lineRule="auto"/>
+        <w:rPr>
+          <w:rFonts w:hint="eastAsia"/>
           <w:lang w:eastAsia="zh-CN"/>
         </w:rPr>
       </w:pPr>
       <w:r>
         <w:rPr>
-          <w:lang w:eastAsia="zh-CN"/>
-        </w:rPr>
-        <w:t>文化往来还超出了帝国疆界。艾因哈德记载，来自不列颠的阿尔昆和来自比萨的彼得，都曾在宫廷任教；拉丁文书籍也在宫廷和修道院之间流通。因此，这里的“欧洲性”，指这些地区在法兰克王权和拉丁基督教文化中的联系。结合前面介绍的治理办法，我们才更倾向于称他为新型欧洲君主。</w:t>
+          <w:color w:val="666666"/>
+          <w:sz w:val="18"/>
+          <w:lang w:eastAsia="zh-CN"/>
+        </w:rPr>
+        <w:t>参考：《剑桥插图中世纪史》上册19—21页（PDF 26—28）；巴尔贝罗《查理大帝：欧洲之父》231—239页（PDF 240—248）；Nelson, King and Emperor, PDF 251、338、405—408页。</w:t>
       </w:r>
     </w:p>
     <w:p>
       <w:pPr>
-        <w:spacing w:after="200" w:line="276" w:lineRule="auto"/>
+        <w:pStyle w:val="21"/>
+        <w:rPr>
+          <w:rFonts w:ascii="微软雅黑" w:eastAsia="微软雅黑" w:hAnsi="微软雅黑"/>
+          <w:lang w:eastAsia="zh-CN"/>
+        </w:rPr>
       </w:pPr>
       <w:r>
         <w:rPr>
-          <w:color w:val="666666"/>
-          <w:sz w:val="18"/>
-        </w:rPr>
-        <w:t>参考：巴尔贝罗《查理大帝：欧洲之父》113、234页；艾因哈德《查理大帝传》28页；布洛赫《封建社会》上卷266—269页；Nelson, King and Emperor, PDF 408、515页。</w:t>
+          <w:rFonts w:ascii="微软雅黑" w:eastAsia="微软雅黑" w:hAnsi="微软雅黑"/>
+          <w:lang w:eastAsia="zh-CN"/>
+        </w:rPr>
+        <w:t>权力关系：君主通过贵族合作行使权力</w:t>
       </w:r>
     </w:p>
     <w:p>
       <w:pPr>
-        <w:pStyle w:val="21"/>
-        <w:rPr>
+        <w:ind w:firstLine="500"/>
+        <w:rPr>
+          <w:rFonts w:hint="eastAsia"/>
           <w:lang w:eastAsia="zh-CN"/>
         </w:rPr>
       </w:pPr>
@@ -1455,37 +1233,14 @@
         <w:rPr>
           <w:lang w:eastAsia="zh-CN"/>
         </w:rPr>
-        <w:t>第</w:t>
-      </w:r>
-      <w:r>
-        <w:rPr>
-          <w:lang w:eastAsia="zh-CN"/>
-        </w:rPr>
-        <w:t>09</w:t>
-      </w:r>
-      <w:r>
-        <w:rPr>
-          <w:lang w:eastAsia="zh-CN"/>
-        </w:rPr>
-        <w:t>页</w:t>
-      </w:r>
-      <w:r>
-        <w:rPr>
-          <w:lang w:eastAsia="zh-CN"/>
-        </w:rPr>
-        <w:t xml:space="preserve">  </w:t>
-      </w:r>
-      <w:r>
-        <w:rPr>
-          <w:lang w:eastAsia="zh-CN"/>
-        </w:rPr>
-        <w:t>罗马传统如何在新环境中延续</w:t>
+        <w:t>最后看权力关系。罗马皇帝通过宫廷高官、大区长官、行省总督和军队组织行使权力，帝国官职构成了上下衔接的统治层级。查理曼同样任用官员、派巡察使监督地方，并进一步借助领主与属从的关系组织服务。</w:t>
       </w:r>
     </w:p>
     <w:p>
       <w:pPr>
         <w:ind w:firstLine="500"/>
         <w:rPr>
+          <w:rFonts w:hint="eastAsia"/>
           <w:lang w:eastAsia="zh-CN"/>
         </w:rPr>
       </w:pPr>
@@ -1493,13 +1248,14 @@
         <w:rPr>
           <w:lang w:eastAsia="zh-CN"/>
         </w:rPr>
-        <w:t>把这些证据放在一起看，就能发现延续与变化是同时存在的。查理曼使用皇帝称号，希望维护基督教秩序，也把主持正义看作君主的责任。这些都能在罗马传统中找到依据。但到了具体办事的时候，他要派巡察使检查伯爵，要借领主召集人员，还要依靠教士处理文书和维持各地联系。</w:t>
+        <w:t>810年的规定要求领主约束属从，使他们服从皇帝命令。领主能够召集人员、组织军役，将效忠关系用于王权的动员。公共职务与个人忠诚由此共同支撑君主的权力。</w:t>
       </w:r>
     </w:p>
     <w:p>
       <w:pPr>
         <w:ind w:firstLine="500"/>
         <w:rPr>
+          <w:rFonts w:hint="eastAsia"/>
           <w:lang w:eastAsia="zh-CN"/>
         </w:rPr>
       </w:pPr>
@@ -1507,69 +1263,82 @@
         <w:rPr>
           <w:lang w:eastAsia="zh-CN"/>
         </w:rPr>
-        <w:t>这些办法都有各自的来历，查理曼的特点在于怎样使用它们。司法改革让君主更有机会过问地方事务，附庸关系帮助他召集军队，却也使他依赖地方领主。加上帝国重心位于欧洲大陆，我们认为新型欧洲君主更能说明他的实际处境。这个判断承认他对罗马的继承，同时也解释了为什么他的帝国没有照搬古罗马。</w:t>
+        <w:t>813年安排继承，更体现了这种合作。艾因哈德记载，查理曼召集法兰克显贵，在得到一致赞同后，让路易成为共同皇帝和继承人。君主提出王朝安排，显贵给予政治支持，继承问题通过君主决断与精英协商得到落实。</w:t>
       </w:r>
     </w:p>
     <w:p>
       <w:pPr>
-        <w:spacing w:after="200" w:line="276" w:lineRule="auto"/>
-        <w:rPr>
+        <w:ind w:firstLine="500"/>
+        <w:rPr>
+          <w:rFonts w:hint="eastAsia"/>
           <w:lang w:eastAsia="zh-CN"/>
         </w:rPr>
       </w:pPr>
       <w:r>
         <w:rPr>
-          <w:color w:val="666666"/>
-          <w:sz w:val="18"/>
-          <w:lang w:eastAsia="zh-CN"/>
-        </w:rPr>
-        <w:t>参考：艾因哈德《查理大帝传》28、30页；巴尔贝罗《查理大帝：欧洲之父》113、206—210、229页；布洛赫《封建社会》上卷266—269页。</w:t>
+          <w:lang w:eastAsia="zh-CN"/>
+        </w:rPr>
+        <w:t>与罗马按官职层级组织权力的方式相比，查理曼更直接依靠王朝与地方显贵的合作。从军役到皇位继承，这些关系都发挥着重要作用。这是我们判断他为新型欧洲君主的核心依据。</w:t>
       </w:r>
     </w:p>
     <w:p>
       <w:pPr>
-        <w:rPr>
+        <w:spacing w:after="200" w:line="276" w:lineRule="auto"/>
+        <w:rPr>
+          <w:rFonts w:hint="eastAsia"/>
           <w:lang w:eastAsia="zh-CN"/>
         </w:rPr>
       </w:pPr>
       <w:r>
         <w:rPr>
-          <w:lang w:eastAsia="zh-CN"/>
-        </w:rPr>
-        <w:br w:type="page"/>
+          <w:color w:val="666666"/>
+          <w:sz w:val="18"/>
+          <w:lang w:eastAsia="zh-CN"/>
+        </w:rPr>
+        <w:t>参考：《剑桥插图中世纪史》上册21—24页（PDF 28—31）；布洛赫《封建社会》上卷266—269页（PDF 288—291）；巴尔贝罗《查理大帝：欧洲之父》146—149、206—210页（PDF 155—158、215—219）；艾因哈德《查理大帝传》31页（PDF 40）；Nelson, King and Emperor, PDF 497—500页。</w:t>
       </w:r>
     </w:p>
     <w:p>
       <w:pPr>
         <w:pStyle w:val="1"/>
-        <w:rPr>
-          <w:lang w:eastAsia="zh-CN"/>
-        </w:rPr>
-      </w:pPr>
+        <w:pageBreakBefore/>
+        <w:rPr>
+          <w:rFonts w:ascii="微软雅黑" w:eastAsia="微软雅黑" w:hAnsi="微软雅黑"/>
+          <w:lang w:eastAsia="zh-CN"/>
+        </w:rPr>
+      </w:pPr>
+      <w:proofErr w:type="gramStart"/>
       <w:r>
         <w:rPr>
+          <w:rFonts w:ascii="微软雅黑" w:eastAsia="微软雅黑" w:hAnsi="微软雅黑"/>
           <w:lang w:eastAsia="zh-CN"/>
         </w:rPr>
         <w:lastRenderedPageBreak/>
-        <w:t>汇报正文</w:t>
+        <w:t>汇报正文  结论</w:t>
       </w:r>
+      <w:proofErr w:type="gramEnd"/>
+    </w:p>
+    <w:p>
+      <w:pPr>
+        <w:pStyle w:val="21"/>
+        <w:rPr>
+          <w:rFonts w:ascii="微软雅黑" w:eastAsia="微软雅黑" w:hAnsi="微软雅黑"/>
+          <w:lang w:eastAsia="zh-CN"/>
+        </w:rPr>
+      </w:pPr>
       <w:r>
         <w:rPr>
-          <w:lang w:eastAsia="zh-CN"/>
-        </w:rPr>
-        <w:t xml:space="preserve">  </w:t>
-      </w:r>
-      <w:r>
-        <w:rPr>
-          <w:lang w:eastAsia="zh-CN"/>
-        </w:rPr>
-        <w:t>结论</w:t>
+          <w:rFonts w:ascii="微软雅黑" w:eastAsia="微软雅黑" w:hAnsi="微软雅黑"/>
+          <w:lang w:eastAsia="zh-CN"/>
+        </w:rPr>
+        <w:t>查理曼与罗马皇帝：四个维度的比较</w:t>
       </w:r>
     </w:p>
     <w:p>
       <w:pPr>
-        <w:pStyle w:val="21"/>
-        <w:rPr>
+        <w:ind w:firstLine="500"/>
+        <w:rPr>
+          <w:rFonts w:hint="eastAsia"/>
           <w:lang w:eastAsia="zh-CN"/>
         </w:rPr>
       </w:pPr>
@@ -1577,37 +1346,14 @@
         <w:rPr>
           <w:lang w:eastAsia="zh-CN"/>
         </w:rPr>
-        <w:t>第</w:t>
-      </w:r>
-      <w:r>
-        <w:rPr>
-          <w:lang w:eastAsia="zh-CN"/>
-        </w:rPr>
-        <w:t>10</w:t>
-      </w:r>
-      <w:r>
-        <w:rPr>
-          <w:lang w:eastAsia="zh-CN"/>
-        </w:rPr>
-        <w:t>页</w:t>
-      </w:r>
-      <w:r>
-        <w:rPr>
-          <w:lang w:eastAsia="zh-CN"/>
-        </w:rPr>
-        <w:t xml:space="preserve">  </w:t>
-      </w:r>
-      <w:r>
-        <w:rPr>
-          <w:lang w:eastAsia="zh-CN"/>
-        </w:rPr>
-        <w:t>我们更倾向于称他为新型欧洲君主</w:t>
+        <w:t>最后，把两种君主放在同一张表中比较。合法性上，罗马皇帝以帝国最高统治者的身份行使权力，查理曼的皇帝身份建立在法兰克与伦巴第王权之上。宫廷上，罗马依靠分工较细的高级官职，查理曼则把王族、世俗显贵与主教直接组织在君主身边。</w:t>
       </w:r>
     </w:p>
     <w:p>
       <w:pPr>
         <w:ind w:firstLine="500"/>
         <w:rPr>
+          <w:rFonts w:hint="eastAsia"/>
           <w:lang w:eastAsia="zh-CN"/>
         </w:rPr>
       </w:pPr>
@@ -1615,27 +1361,31 @@
         <w:rPr>
           <w:lang w:eastAsia="zh-CN"/>
         </w:rPr>
-        <w:t>回到讨论题，查理曼的主要功绩，是扩大法兰克统治，整顿地方司法，并支持教会教育和拉丁文化。帝国后来发生分裂，但教会之间的往来、书籍抄写和共同的拉丁文化并未因此消失。</w:t>
+        <w:t>宗教上，查理曼继承维护基督教秩序的职责，通过教皇加冕、主教参政和教会办学，把教会力量纳入王朝统治。权力关系上，罗马通过帝国官职层级组织统治，查理曼更直接借助领主效忠和显贵协商，810年的规定与813年的继承安排就是实例。他的军事、司法和文化功绩，也建立在这些政治联系之上。因此，我们认为，查理曼是一位以法兰克王朝为根基、继承并运用罗马传统的新型欧洲君主。谢谢大家。</w:t>
       </w:r>
     </w:p>
     <w:p>
       <w:pPr>
-        <w:ind w:firstLine="500"/>
-        <w:rPr>
+        <w:spacing w:after="200" w:line="276" w:lineRule="auto"/>
+        <w:rPr>
+          <w:rFonts w:hint="eastAsia"/>
           <w:lang w:eastAsia="zh-CN"/>
         </w:rPr>
       </w:pPr>
       <w:r>
         <w:rPr>
-          <w:lang w:eastAsia="zh-CN"/>
-        </w:rPr>
-        <w:t>因此，我们更倾向于称他为新型欧洲君主。他继承了罗马皇帝的理想，统治的重心在法兰克地区，也需要地方贵族和教会合作。前面讨论的司法、附庸关系和文化教育，正好说明了这种统治的特点。谢谢大家。</w:t>
+          <w:color w:val="666666"/>
+          <w:sz w:val="18"/>
+          <w:lang w:eastAsia="zh-CN"/>
+        </w:rPr>
+        <w:t>参考：《剑桥插图中世纪史》上册19—24页（PDF 26—31）；巴尔贝罗《查理大帝：欧洲之父》113、206—210、231—239页；布洛赫《封建社会》上卷266—269页；Nelson, King and Emperor, PDF 338、369、389、405—408、497—500、515页。</w:t>
       </w:r>
     </w:p>
     <w:p>
       <w:pPr>
         <w:spacing w:after="200" w:line="276" w:lineRule="auto"/>
         <w:rPr>
+          <w:rFonts w:hint="eastAsia"/>
           <w:lang w:eastAsia="zh-CN"/>
         </w:rPr>
       </w:pPr>
@@ -1645,34 +1395,20 @@
           <w:sz w:val="18"/>
           <w:lang w:eastAsia="zh-CN"/>
         </w:rPr>
-        <w:t>参考：艾因哈德《查理大帝传》10—12页；巴尔贝罗《查理大帝：欧洲之父》113、206—210、231—237页；布洛赫《封建社会》上卷266—269页；皮朗《穆罕默德和查理曼》290页（PDF 322）。</w:t>
+        <w:t>主讲正文到此结束。以下内容仅供答辩时选用。</w:t>
       </w:r>
     </w:p>
     <w:p>
       <w:pPr>
-        <w:spacing w:after="200" w:line="276" w:lineRule="auto"/>
-        <w:rPr>
+        <w:pStyle w:val="1"/>
+        <w:rPr>
+          <w:rFonts w:ascii="微软雅黑" w:eastAsia="微软雅黑" w:hAnsi="微软雅黑"/>
           <w:lang w:eastAsia="zh-CN"/>
         </w:rPr>
       </w:pPr>
       <w:r>
         <w:rPr>
-          <w:color w:val="666666"/>
-          <w:sz w:val="18"/>
-          <w:lang w:eastAsia="zh-CN"/>
-        </w:rPr>
-        <w:t>结束提示：主讲到此结束。答辩时可保持第10页结论画面；经济问题参阅下方备用发言。</w:t>
-      </w:r>
-    </w:p>
-    <w:p>
-      <w:pPr>
-        <w:pStyle w:val="1"/>
-        <w:rPr>
-          <w:lang w:eastAsia="zh-CN"/>
-        </w:rPr>
-      </w:pPr>
-      <w:r>
-        <w:rPr>
+          <w:rFonts w:ascii="微软雅黑" w:eastAsia="微软雅黑" w:hAnsi="微软雅黑"/>
           <w:lang w:eastAsia="zh-CN"/>
         </w:rPr>
         <w:t>以下为答辩备用</w:t>
@@ -1682,11 +1418,13 @@
       <w:pPr>
         <w:pStyle w:val="21"/>
         <w:rPr>
+          <w:rFonts w:ascii="微软雅黑" w:eastAsia="微软雅黑" w:hAnsi="微软雅黑"/>
           <w:lang w:eastAsia="zh-CN"/>
         </w:rPr>
       </w:pPr>
       <w:r>
         <w:rPr>
+          <w:rFonts w:ascii="微软雅黑" w:eastAsia="微软雅黑" w:hAnsi="微软雅黑"/>
           <w:lang w:eastAsia="zh-CN"/>
         </w:rPr>
         <w:t>经济答辩备用</w:t>
@@ -1694,7 +1432,9 @@
     </w:p>
     <w:p>
       <w:pPr>
-        <w:rPr>
+        <w:ind w:firstLine="500"/>
+        <w:rPr>
+          <w:rFonts w:hint="eastAsia"/>
           <w:lang w:eastAsia="zh-CN"/>
         </w:rPr>
       </w:pPr>
@@ -1702,13 +1442,14 @@
         <w:rPr>
           <w:lang w:eastAsia="zh-CN"/>
         </w:rPr>
-        <w:t>经济方面，我们会把农业和庄园的重要地位作为补充，但不能据此认定当时完全没有市场。巴尔贝罗指出，庄园能够生产盈余，也存在出售和交换。因此，庄园经济与市场活动可以并存。皮朗关于地中海贸易变化的解释影响很大，书中的译者前言也介绍了相关争议。对这次汇报来说，经济材料可以帮助说明查理曼怎样取得和组织资源，。</w:t>
+        <w:t>农业和庄园为王权提供了重要的物质基础。庄园能够生产盈余，也存在出售和交换，庄园经济与市场活动可以并存。皮朗关于地中海贸易变化的解释影响很大，译者前言介绍了相关争议。这些材料可以补充说明查理曼统治的资源来源。</w:t>
       </w:r>
     </w:p>
     <w:p>
       <w:pPr>
         <w:spacing w:after="200" w:line="276" w:lineRule="auto"/>
         <w:rPr>
+          <w:rFonts w:hint="eastAsia"/>
           <w:lang w:eastAsia="zh-CN"/>
         </w:rPr>
       </w:pPr>
@@ -1718,26 +1459,30 @@
           <w:sz w:val="18"/>
           <w:lang w:eastAsia="zh-CN"/>
         </w:rPr>
-        <w:t>巴尔贝罗《查理大帝：欧洲之父》271—272页（PDF 280—281）；对照：皮朗《穆罕默德和查理曼》译者前言4页（PDF 10）。</w:t>
+        <w:t>依据：巴尔贝罗《查理大帝：欧洲之父》271—272页（PDF 280—281）；对照：皮朗《穆罕默德和查理曼》译者前言4页（PDF 10）。</w:t>
       </w:r>
     </w:p>
     <w:p>
       <w:pPr>
         <w:pStyle w:val="21"/>
         <w:rPr>
+          <w:rFonts w:ascii="微软雅黑" w:eastAsia="微软雅黑" w:hAnsi="微软雅黑"/>
           <w:lang w:eastAsia="zh-CN"/>
         </w:rPr>
       </w:pPr>
       <w:r>
         <w:rPr>
-          <w:lang w:eastAsia="zh-CN"/>
-        </w:rPr>
-        <w:t>为什么更倾向于称他为新型欧洲君主？</w:t>
+          <w:rFonts w:ascii="微软雅黑" w:eastAsia="微软雅黑" w:hAnsi="微软雅黑"/>
+          <w:lang w:eastAsia="zh-CN"/>
+        </w:rPr>
+        <w:t>我们为什么支持新型欧洲君主的判断？</w:t>
       </w:r>
     </w:p>
     <w:p>
       <w:pPr>
-        <w:rPr>
+        <w:ind w:firstLine="500"/>
+        <w:rPr>
+          <w:rFonts w:hint="eastAsia"/>
           <w:lang w:eastAsia="zh-CN"/>
         </w:rPr>
       </w:pPr>
@@ -1745,13 +1490,14 @@
         <w:rPr>
           <w:lang w:eastAsia="zh-CN"/>
         </w:rPr>
-        <w:t>我们主要根据实际治理来判断。他以法兰克地区为统治重心，通过巡察使监督伯爵，借领主组织人员，又依靠教会的读写人才和跨地区往来。这些做法显示了他对当时统治条件的回应。地理位置只是比较的一部分；只有把它与治理方式结合，才能说明我们为什么更倾向于称他为新型欧洲君主。</w:t>
+        <w:t>罗马皇帝处于帝国法律与官职体系的中心，查理曼则以法兰克王朝为根基，通过宫廷聚合显贵，借贵族与教会的合作组织统治。我们依据这种权力基础的变化支持新型欧洲君主的判断。皇帝身份和基督教职责，构成他继承并运用的罗马传统。</w:t>
       </w:r>
     </w:p>
     <w:p>
       <w:pPr>
         <w:spacing w:after="200" w:line="276" w:lineRule="auto"/>
         <w:rPr>
+          <w:rFonts w:hint="eastAsia"/>
           <w:lang w:eastAsia="zh-CN"/>
         </w:rPr>
       </w:pPr>
@@ -1761,26 +1507,50 @@
           <w:sz w:val="18"/>
           <w:lang w:eastAsia="zh-CN"/>
         </w:rPr>
-        <w:t>依据：巴尔贝罗《查理大帝：欧洲之父》113、206—210、231—237页；布洛赫《封建社会》上卷266—269页；艾因哈德《查理大帝传》28页。</w:t>
+        <w:t>依据：《剑桥插图中世纪史》上册19—24页（PDF 26—31）；Nelson, King and Emperor, PDF 338、369、389、405—408、497—500页；布洛赫《封建社会》上卷266—269页。</w:t>
       </w:r>
     </w:p>
     <w:p>
       <w:pPr>
-        <w:rPr>
-          <w:lang w:eastAsia="zh-CN"/>
-        </w:rPr>
-      </w:pPr>
+        <w:pStyle w:val="1"/>
+        <w:pageBreakBefore/>
+        <w:rPr>
+          <w:rFonts w:ascii="微软雅黑" w:eastAsia="微软雅黑" w:hAnsi="微软雅黑"/>
+          <w:lang w:eastAsia="zh-CN"/>
+        </w:rPr>
+      </w:pPr>
+      <w:proofErr w:type="gramStart"/>
       <w:r>
         <w:rPr>
-          <w:lang w:eastAsia="zh-CN"/>
-        </w:rPr>
-        <w:br w:type="page"/>
+          <w:rFonts w:ascii="微软雅黑" w:eastAsia="微软雅黑" w:hAnsi="微软雅黑"/>
+          <w:lang w:eastAsia="zh-CN"/>
+        </w:rPr>
+        <w:lastRenderedPageBreak/>
+        <w:t>答辩准备  制度与史料</w:t>
+      </w:r>
+      <w:proofErr w:type="gramEnd"/>
+    </w:p>
+    <w:p>
+      <w:pPr>
+        <w:pStyle w:val="21"/>
+        <w:rPr>
+          <w:rFonts w:ascii="微软雅黑" w:eastAsia="微软雅黑" w:hAnsi="微软雅黑"/>
+          <w:lang w:eastAsia="zh-CN"/>
+        </w:rPr>
+      </w:pPr>
+      <w:r>
+        <w:rPr>
+          <w:rFonts w:ascii="微软雅黑" w:eastAsia="微软雅黑" w:hAnsi="微软雅黑"/>
+          <w:lang w:eastAsia="zh-CN"/>
+        </w:rPr>
+        <w:t>查理曼的新意体现在哪里？</w:t>
       </w:r>
     </w:p>
     <w:p>
       <w:pPr>
-        <w:pStyle w:val="1"/>
-        <w:rPr>
+        <w:ind w:firstLine="500"/>
+        <w:rPr>
+          <w:rFonts w:hint="eastAsia"/>
           <w:lang w:eastAsia="zh-CN"/>
         </w:rPr>
       </w:pPr>
@@ -1788,74 +1558,37 @@
         <w:rPr>
           <w:lang w:eastAsia="zh-CN"/>
         </w:rPr>
-        <w:lastRenderedPageBreak/>
-        <w:t>答辩准备</w:t>
-      </w:r>
-      <w:r>
-        <w:rPr>
-          <w:lang w:eastAsia="zh-CN"/>
-        </w:rPr>
-        <w:t xml:space="preserve">  </w:t>
-      </w:r>
-      <w:r>
-        <w:rPr>
-          <w:lang w:eastAsia="zh-CN"/>
-        </w:rPr>
-        <w:t>制度与史料</w:t>
+        <w:t>新意体现在帝国权威所依托的政治基础。晚期罗马皇帝通过帝国法律和官职层级行使统治。查理曼将皇帝身份与法兰克王权结合，宫廷把王室家政、世俗显贵和教会人事联系起来，领主效忠与精英协商也直接参与权力运行。这些具体关系共同构成他的君主性质。</w:t>
       </w:r>
     </w:p>
     <w:p>
       <w:pPr>
-        <w:pStyle w:val="21"/>
-        <w:rPr>
+        <w:spacing w:after="200" w:line="276" w:lineRule="auto"/>
+        <w:rPr>
+          <w:rFonts w:hint="eastAsia"/>
           <w:lang w:eastAsia="zh-CN"/>
         </w:rPr>
       </w:pPr>
       <w:r>
         <w:rPr>
-          <w:lang w:eastAsia="zh-CN"/>
-        </w:rPr>
-        <w:t>这些办法以前就有，查理曼的新意在哪里？</w:t>
+          <w:color w:val="666666"/>
+          <w:sz w:val="18"/>
+          <w:lang w:eastAsia="zh-CN"/>
+        </w:rPr>
+        <w:t>依据：《剑桥插图中世纪史》上册19—24页（PDF 26—31）；巴尔贝罗《查理大帝：欧洲之父》206—210、231—239页；Nelson, King and Emperor, PDF 175、251、498—500页。</w:t>
       </w:r>
     </w:p>
     <w:p>
       <w:pPr>
-        <w:rPr>
+        <w:pStyle w:val="21"/>
+        <w:rPr>
+          <w:rFonts w:ascii="微软雅黑" w:eastAsia="微软雅黑" w:hAnsi="微软雅黑"/>
           <w:lang w:eastAsia="zh-CN"/>
         </w:rPr>
       </w:pPr>
       <w:r>
         <w:rPr>
-          <w:lang w:eastAsia="zh-CN"/>
-        </w:rPr>
-        <w:t>新意可以体现在对已有制度的调整。比如派巡察使监督地方司法，固定辅助审判的人员，减轻普通人的出庭负担，再借领主与属从的关系执行君主命令。我们关注的是他如何改善治理。</w:t>
-      </w:r>
-    </w:p>
-    <w:p>
-      <w:pPr>
-        <w:spacing w:after="200" w:line="276" w:lineRule="auto"/>
-        <w:rPr>
-          <w:lang w:eastAsia="zh-CN"/>
-        </w:rPr>
-      </w:pPr>
-      <w:r>
-        <w:rPr>
-          <w:color w:val="666666"/>
-          <w:sz w:val="18"/>
-          <w:lang w:eastAsia="zh-CN"/>
-        </w:rPr>
-        <w:t>依据：巴尔贝罗206—210页；布洛赫上卷266—269页。</w:t>
-      </w:r>
-    </w:p>
-    <w:p>
-      <w:pPr>
-        <w:pStyle w:val="21"/>
-        <w:rPr>
-          <w:lang w:eastAsia="zh-CN"/>
-        </w:rPr>
-      </w:pPr>
-      <w:r>
-        <w:rPr>
+          <w:rFonts w:ascii="微软雅黑" w:eastAsia="微软雅黑" w:hAnsi="微软雅黑"/>
           <w:lang w:eastAsia="zh-CN"/>
         </w:rPr>
         <w:t>效忠誓言和附庸关系有什么区别？</w:t>
@@ -1863,7 +1596,9 @@
     </w:p>
     <w:p>
       <w:pPr>
-        <w:rPr>
+        <w:ind w:firstLine="500"/>
+        <w:rPr>
+          <w:rFonts w:hint="eastAsia"/>
           <w:lang w:eastAsia="zh-CN"/>
         </w:rPr>
       </w:pPr>
@@ -1871,13 +1606,14 @@
         <w:rPr>
           <w:lang w:eastAsia="zh-CN"/>
         </w:rPr>
-        <w:t>臣民向君主宣誓，表达的是政治上的效忠义务。附庸关系则发生在特定的领主与属从之间，涉及服务与保护。两者可以重叠。</w:t>
+        <w:t>臣民向君主宣誓，表达的是政治上的效忠义务。附庸关系发生在特定的领主与属从之间，涉及服务与保护。两者可以重叠。810年的规定说明，查理曼会利用领主与属从之间的关系，组织服从君主的服务。</w:t>
       </w:r>
     </w:p>
     <w:p>
       <w:pPr>
         <w:spacing w:after="200" w:line="276" w:lineRule="auto"/>
         <w:rPr>
+          <w:rFonts w:hint="eastAsia"/>
           <w:lang w:eastAsia="zh-CN"/>
         </w:rPr>
       </w:pPr>
@@ -1887,18 +1623,20 @@
           <w:sz w:val="18"/>
           <w:lang w:eastAsia="zh-CN"/>
         </w:rPr>
-        <w:t>依据：巴尔贝罗146—149页；布洛赫上卷266—269页。</w:t>
+        <w:t>依据：巴尔贝罗《查理大帝：欧洲之父》146—149页（PDF 155—158）；布洛赫《封建社会》上卷266—269页（PDF 288—291）。</w:t>
       </w:r>
     </w:p>
     <w:p>
       <w:pPr>
         <w:pStyle w:val="21"/>
         <w:rPr>
+          <w:rFonts w:ascii="微软雅黑" w:eastAsia="微软雅黑" w:hAnsi="微软雅黑"/>
           <w:lang w:eastAsia="zh-CN"/>
         </w:rPr>
       </w:pPr>
       <w:r>
         <w:rPr>
+          <w:rFonts w:ascii="微软雅黑" w:eastAsia="微软雅黑" w:hAnsi="微软雅黑"/>
           <w:lang w:eastAsia="zh-CN"/>
         </w:rPr>
         <w:t>怎样判断司法改革的实际效果？</w:t>
@@ -1906,7 +1644,9 @@
     </w:p>
     <w:p>
       <w:pPr>
-        <w:rPr>
+        <w:ind w:firstLine="500"/>
+        <w:rPr>
+          <w:rFonts w:hint="eastAsia"/>
           <w:lang w:eastAsia="zh-CN"/>
         </w:rPr>
       </w:pPr>
@@ -1914,13 +1654,14 @@
         <w:rPr>
           <w:lang w:eastAsia="zh-CN"/>
         </w:rPr>
-        <w:t>训令可以说明查理曼想做什么，巡察使介入案件等记载则说明他采取过具体行动。但贪腐和地方势力仍然存在，因此我们只说他在努力改善司法。</w:t>
+        <w:t>训令记录了查理曼的要求，巡察使介入案件的记载则显示了具体行动。加强监督、固定辅助人员、减轻出庭负担，是可以说明的措施。地方执行仍受到官员徇私和既有势力的影响，因此评价效果时，需要把政策安排与具体案件结合起来。</w:t>
       </w:r>
     </w:p>
     <w:p>
       <w:pPr>
         <w:spacing w:after="200" w:line="276" w:lineRule="auto"/>
         <w:rPr>
+          <w:rFonts w:hint="eastAsia"/>
           <w:lang w:eastAsia="zh-CN"/>
         </w:rPr>
       </w:pPr>
@@ -1930,7 +1671,7 @@
           <w:sz w:val="18"/>
           <w:lang w:eastAsia="zh-CN"/>
         </w:rPr>
-        <w:t>依据：巴尔贝罗206—210页；Nelson, PDF 204页。</w:t>
+        <w:t>依据：巴尔贝罗《查理大帝：欧洲之父》206—210页（PDF 215—219）。</w:t>
       </w:r>
     </w:p>
     <w:p>
@@ -1938,20 +1679,23 @@
         <w:pStyle w:val="21"/>
         <w:pageBreakBefore/>
         <w:rPr>
+          <w:rFonts w:ascii="微软雅黑" w:eastAsia="微软雅黑" w:hAnsi="微软雅黑"/>
           <w:lang w:eastAsia="zh-CN"/>
         </w:rPr>
       </w:pPr>
       <w:r>
         <w:rPr>
-          <w:lang w:eastAsia="zh-CN"/>
-        </w:rPr>
-        <w:lastRenderedPageBreak/>
-        <w:t>称他为欧洲之父会不会夸大影响？</w:t>
+          <w:rFonts w:ascii="微软雅黑" w:eastAsia="微软雅黑" w:hAnsi="微软雅黑"/>
+          <w:lang w:eastAsia="zh-CN"/>
+        </w:rPr>
+        <w:t>这次汇报中的欧洲性指什么？</w:t>
       </w:r>
     </w:p>
     <w:p>
       <w:pPr>
-        <w:rPr>
+        <w:ind w:firstLine="500"/>
+        <w:rPr>
+          <w:rFonts w:hint="eastAsia"/>
           <w:lang w:eastAsia="zh-CN"/>
         </w:rPr>
       </w:pPr>
@@ -1959,17 +1703,22 @@
         <w:rPr>
           <w:lang w:eastAsia="zh-CN"/>
         </w:rPr>
-        <w:t>如果把“欧洲之父”理解成现代欧洲的创造者，就会夸大影响。我们说的“欧洲性”，是西欧、中欧部分地区与意大利北部之间的政治联系，以及拉丁基督教文化中的人员和书籍往来。阿尔昆来自不列颠，也说明文化联系可以超出帝国疆界。</w:t>
+        <w:t>我们说的“欧洲性”，指西欧、中欧部分地区与意大利北部之间加强的政治联系，以及拉丁基督教文化中的人员和书籍往来。亚琛体现了政治重心的位置，来自不列颠的阿尔昆则体现了跨地区文化交流。这些联系赋予查理曼的统治鲜明的地域和文化特点。</w:t>
       </w:r>
     </w:p>
     <w:p>
       <w:pPr>
         <w:spacing w:after="200" w:line="276" w:lineRule="auto"/>
+        <w:rPr>
+          <w:rFonts w:hint="eastAsia"/>
+          <w:lang w:eastAsia="zh-CN"/>
+        </w:rPr>
       </w:pPr>
       <w:r>
         <w:rPr>
           <w:color w:val="666666"/>
           <w:sz w:val="18"/>
+          <w:lang w:eastAsia="zh-CN"/>
         </w:rPr>
         <w:t>依据：巴尔贝罗《查理大帝：欧洲之父》113、234页；艾因哈德《查理大帝传》28页；Nelson, King and Emperor, PDF 408、515页。</w:t>
       </w:r>
@@ -1978,19 +1727,23 @@
       <w:pPr>
         <w:pStyle w:val="21"/>
         <w:rPr>
+          <w:rFonts w:ascii="微软雅黑" w:eastAsia="微软雅黑" w:hAnsi="微软雅黑"/>
           <w:lang w:eastAsia="zh-CN"/>
         </w:rPr>
       </w:pPr>
       <w:r>
         <w:rPr>
-          <w:lang w:eastAsia="zh-CN"/>
-        </w:rPr>
-        <w:t>接受教皇加冕，是否说明他的权力完全来自教皇？</w:t>
+          <w:rFonts w:ascii="微软雅黑" w:eastAsia="微软雅黑" w:hAnsi="微软雅黑"/>
+          <w:lang w:eastAsia="zh-CN"/>
+        </w:rPr>
+        <w:t>教皇加冕在查理曼的合法性中有何作用？</w:t>
       </w:r>
     </w:p>
     <w:p>
       <w:pPr>
-        <w:rPr>
+        <w:ind w:firstLine="500"/>
+        <w:rPr>
+          <w:rFonts w:hint="eastAsia"/>
           <w:lang w:eastAsia="zh-CN"/>
         </w:rPr>
       </w:pPr>
@@ -1998,32 +1751,47 @@
         <w:rPr>
           <w:lang w:eastAsia="zh-CN"/>
         </w:rPr>
-        <w:t>教皇加冕很重要，但查理曼在800年以前已经拥有广阔的领土和强大的军队。还有一个可以补充的例子：813年，他在亚琛安排路易共同执政，取得皇帝称号，这次仪式由查理曼主持。由此可见，他仍掌握着安排继承的重要权力，皇帝身份并不完全取决于教皇亲自加冕。</w:t>
+        <w:t>教皇加冕确认了查理曼的皇帝身份，使法兰克王权获得更广泛的政治与宗教意义。此前的王朝和领土基础继续支撑他的统治。813年，他主持路易成为共同皇帝的安排，并取得显贵赞同。812年东罗马使者承认其皇帝称号，也说明其地位获得了其他政治力量的承认。</w:t>
       </w:r>
     </w:p>
     <w:p>
       <w:pPr>
         <w:spacing w:after="200" w:line="276" w:lineRule="auto"/>
+        <w:rPr>
+          <w:rFonts w:hint="eastAsia"/>
+          <w:lang w:eastAsia="zh-CN"/>
+        </w:rPr>
       </w:pPr>
       <w:r>
         <w:rPr>
           <w:color w:val="666666"/>
           <w:sz w:val="18"/>
-        </w:rPr>
-        <w:t>依据：艾因哈德《查理大帝传》31页（PDF 40）；Nelson, King and Emperor, PDF 497—498页。</w:t>
+          <w:lang w:eastAsia="zh-CN"/>
+        </w:rPr>
+        <w:t>依据：艾因哈德《查理大帝传》31页（PDF 40）；Nelson, King and Emperor, PDF 480—481、497—498页。</w:t>
       </w:r>
     </w:p>
     <w:p>
       <w:pPr>
         <w:pStyle w:val="21"/>
+        <w:rPr>
+          <w:rFonts w:ascii="微软雅黑" w:eastAsia="微软雅黑" w:hAnsi="微软雅黑"/>
+          <w:lang w:eastAsia="zh-CN"/>
+        </w:rPr>
       </w:pPr>
       <w:r>
-        <w:t>帝国后来分裂，是否说明查理曼的建设失败了？</w:t>
+        <w:rPr>
+          <w:rFonts w:ascii="微软雅黑" w:eastAsia="微软雅黑" w:hAnsi="微软雅黑"/>
+          <w:lang w:eastAsia="zh-CN"/>
+        </w:rPr>
+        <w:t>帝国分裂之后，哪些影响继续延续？</w:t>
       </w:r>
     </w:p>
     <w:p>
       <w:pPr>
-        <w:rPr>
+        <w:ind w:firstLine="500"/>
+        <w:rPr>
+          <w:rFonts w:hint="eastAsia"/>
           <w:lang w:eastAsia="zh-CN"/>
         </w:rPr>
       </w:pPr>
@@ -2031,13 +1799,14 @@
         <w:rPr>
           <w:lang w:eastAsia="zh-CN"/>
         </w:rPr>
-        <w:t>要分别看政治统一和文化影响。分裂说明查理曼没有建立起能长期维持统一的政治秩序。皮朗在第290页强调，政治统一结束后，共同文化仍可延续。书籍的保存与流通，以及拉丁文教育和书写规范，就是理解这种影响的具体例子。</w:t>
+        <w:t>政治统一结束后，拉丁文教育、书籍的保存与流通、书写习惯继续在各地延续。皮朗在第290页强调了这种共同文化的持续。查理曼的文化建设因此具有超出帝国政治统一的长期影响。</w:t>
       </w:r>
     </w:p>
     <w:p>
       <w:pPr>
         <w:spacing w:after="200" w:line="276" w:lineRule="auto"/>
         <w:rPr>
+          <w:rFonts w:hint="eastAsia"/>
           <w:lang w:eastAsia="zh-CN"/>
         </w:rPr>
       </w:pPr>
@@ -2050,16 +1819,11 @@
         <w:t>依据：皮朗《穆罕默德和查理曼》290页（PDF 322）；巴尔贝罗《查理大帝：欧洲之父》232—237页（PDF 241—246）。</w:t>
       </w:r>
     </w:p>
-    <w:p>
-      <w:pPr>
-        <w:rPr>
-          <w:lang w:eastAsia="zh-CN"/>
-        </w:rPr>
-      </w:pPr>
-    </w:p>
     <w:sectPr>
-      <w:headerReference w:type="default" r:id="rId11"/>
-      <w:footerReference w:type="default" r:id="rId12"/>
+      <w:headerReference w:type="default" r:id="rId8"/>
+      <w:footerReference w:type="even" r:id="rId9"/>
+      <w:footerReference w:type="default" r:id="rId10"/>
+      <w:footerReference w:type="first" r:id="rId11"/>
       <w:pgSz w:w="11905" w:h="16838"/>
       <w:pgMar w:top="1080" w:right="1238" w:bottom="979" w:left="1238" w:header="432" w:footer="432" w:gutter="0"/>
       <w:cols w:space="720"/>
@@ -2070,41 +1834,7 @@
 </file>
 
 <file path=word/comments.xml><?xml version="1.0" encoding="utf-8"?>
-<w:comments xmlns:wpc="http://schemas.microsoft.com/office/word/2010/wordprocessingCanvas" xmlns:cx="http://schemas.microsoft.com/office/drawing/2014/chartex" xmlns:cx1="http://schemas.microsoft.com/office/drawing/2015/9/8/chartex" xmlns:cx2="http://schemas.microsoft.com/office/drawing/2015/10/21/chartex" xmlns:cx3="http://schemas.microsoft.com/office/drawing/2016/5/9/chartex" xmlns:cx4="http://schemas.microsoft.com/office/drawing/2016/5/10/chartex" xmlns:cx5="http://schemas.microsoft.com/office/drawing/2016/5/11/chartex" xmlns:cx6="http://schemas.microsoft.com/office/drawing/2016/5/12/chartex" xmlns:cx7="http://schemas.microsoft.com/office/drawing/2016/5/13/chartex" xmlns:cx8="http://schemas.microsoft.com/office/drawing/2016/5/14/chartex" xmlns:mc="http://schemas.openxmlformats.org/markup-compatibility/2006" xmlns:aink="http://schemas.microsoft.com/office/drawing/2016/ink" xmlns:am3d="http://schemas.microsoft.com/office/drawing/2017/model3d" xmlns:o="urn:schemas-microsoft-com:office:office" xmlns:oel="http://schemas.microsoft.com/office/2019/extlst" xmlns:r="http://schemas.openxmlformats.org/officeDocument/2006/relationships" xmlns:m="http://schemas.openxmlformats.org/officeDocument/2006/math" xmlns:v="urn:schemas-microsoft-com:vml" xmlns:wp14="http://schemas.microsoft.com/office/word/2010/wordprocessingDrawing" xmlns:wp="http://schemas.openxmlformats.org/drawingml/2006/wordprocessingDrawing" xmlns:w10="urn:schemas-microsoft-com:office:word" xmlns:w="http://schemas.openxmlformats.org/wordprocessingml/2006/main" xmlns:w14="http://schemas.microsoft.com/office/word/2010/wordml" xmlns:w15="http://schemas.microsoft.com/office/word/2012/wordml" xmlns:w16cex="http://schemas.microsoft.com/office/word/2018/wordml/cex" xmlns:w16cid="http://schemas.microsoft.com/office/word/2016/wordml/cid" xmlns:w16="http://schemas.microsoft.com/office/word/2018/wordml" xmlns:w16du="http://schemas.microsoft.com/office/word/2023/wordml/word16du" xmlns:w16sdtdh="http://schemas.microsoft.com/office/word/2020/wordml/sdtdatahash" xmlns:w16sdtfl="http://schemas.microsoft.com/office/word/2024/wordml/sdtformatlock" xmlns:w16se="http://schemas.microsoft.com/office/word/2015/wordml/symex" xmlns:wpg="http://schemas.microsoft.com/office/word/2010/wordprocessingGroup" xmlns:wpi="http://schemas.microsoft.com/office/word/2010/wordprocessingInk" xmlns:wne="http://schemas.microsoft.com/office/word/2006/wordml" xmlns:wps="http://schemas.microsoft.com/office/word/2010/wordprocessingShape" mc:Ignorable="w14 w15 w16se w16cid w16 w16cex w16sdtdh w16sdtfl w16du wp14">
-  <w:comment w:id="0" w:author="修订说明" w:date="2026-10-28T03:58:00Z" w:initials="修">
-    <w:p>
-      <w:pPr>
-        <w:rPr>
-          <w:lang w:eastAsia="zh-CN"/>
-        </w:rPr>
-      </w:pPr>
-      <w:r>
-        <w:rPr>
-          <w:rStyle w:val="affb"/>
-        </w:rPr>
-        <w:annotationRef/>
-      </w:r>
-      <w:r>
-        <w:rPr>
-          <w:lang w:eastAsia="zh-CN"/>
-        </w:rPr>
-        <w:t>罗马传统包括帝国文书称号、君主召集教会会议及具体案件采用罗马法。依据Nelson PDF 251、405、407—408页和巴尔贝罗210、238—239页；不推论全帝国统一采用罗马法。</w:t>
-      </w:r>
-    </w:p>
-  </w:comment>
-</w:comments>
-</file>
-
-<file path=word/commentsExtended.xml><?xml version="1.0" encoding="utf-8"?>
-<w15:commentsEx xmlns:wpc="http://schemas.microsoft.com/office/word/2010/wordprocessingCanvas" xmlns:cx="http://schemas.microsoft.com/office/drawing/2014/chartex" xmlns:cx1="http://schemas.microsoft.com/office/drawing/2015/9/8/chartex" xmlns:cx2="http://schemas.microsoft.com/office/drawing/2015/10/21/chartex" xmlns:cx3="http://schemas.microsoft.com/office/drawing/2016/5/9/chartex" xmlns:cx4="http://schemas.microsoft.com/office/drawing/2016/5/10/chartex" xmlns:cx5="http://schemas.microsoft.com/office/drawing/2016/5/11/chartex" xmlns:cx6="http://schemas.microsoft.com/office/drawing/2016/5/12/chartex" xmlns:cx7="http://schemas.microsoft.com/office/drawing/2016/5/13/chartex" xmlns:cx8="http://schemas.microsoft.com/office/drawing/2016/5/14/chartex" xmlns:mc="http://schemas.openxmlformats.org/markup-compatibility/2006" xmlns:aink="http://schemas.microsoft.com/office/drawing/2016/ink" xmlns:am3d="http://schemas.microsoft.com/office/drawing/2017/model3d" xmlns:o="urn:schemas-microsoft-com:office:office" xmlns:oel="http://schemas.microsoft.com/office/2019/extlst" xmlns:r="http://schemas.openxmlformats.org/officeDocument/2006/relationships" xmlns:m="http://schemas.openxmlformats.org/officeDocument/2006/math" xmlns:v="urn:schemas-microsoft-com:vml" xmlns:wp14="http://schemas.microsoft.com/office/word/2010/wordprocessingDrawing" xmlns:wp="http://schemas.openxmlformats.org/drawingml/2006/wordprocessingDrawing" xmlns:w10="urn:schemas-microsoft-com:office:word" xmlns:w="http://schemas.openxmlformats.org/wordprocessingml/2006/main" xmlns:w14="http://schemas.microsoft.com/office/word/2010/wordml" xmlns:w15="http://schemas.microsoft.com/office/word/2012/wordml" xmlns:w16cex="http://schemas.microsoft.com/office/word/2018/wordml/cex" xmlns:w16cid="http://schemas.microsoft.com/office/word/2016/wordml/cid" xmlns:w16="http://schemas.microsoft.com/office/word/2018/wordml" xmlns:w16du="http://schemas.microsoft.com/office/word/2023/wordml/word16du" xmlns:w16sdtdh="http://schemas.microsoft.com/office/word/2020/wordml/sdtdatahash" xmlns:w16sdtfl="http://schemas.microsoft.com/office/word/2024/wordml/sdtformatlock" xmlns:w16se="http://schemas.microsoft.com/office/word/2015/wordml/symex" xmlns:wpg="http://schemas.microsoft.com/office/word/2010/wordprocessingGroup" xmlns:wpi="http://schemas.microsoft.com/office/word/2010/wordprocessingInk" xmlns:wne="http://schemas.microsoft.com/office/word/2006/wordml" xmlns:wps="http://schemas.microsoft.com/office/word/2010/wordprocessingShape" mc:Ignorable="w14 w15 w16se w16cid w16 w16cex w16sdtdh w16sdtfl w16du wp14">
-  <w15:commentEx w15:paraId="3847AF1A" w15:done="0"/>
-</w15:commentsEx>
-</file>
-
-<file path=word/commentsIds.xml><?xml version="1.0" encoding="utf-8"?>
-<w16cid:commentsIds xmlns:wpc="http://schemas.microsoft.com/office/word/2010/wordprocessingCanvas" xmlns:cx="http://schemas.microsoft.com/office/drawing/2014/chartex" xmlns:cx1="http://schemas.microsoft.com/office/drawing/2015/9/8/chartex" xmlns:cx2="http://schemas.microsoft.com/office/drawing/2015/10/21/chartex" xmlns:cx3="http://schemas.microsoft.com/office/drawing/2016/5/9/chartex" xmlns:cx4="http://schemas.microsoft.com/office/drawing/2016/5/10/chartex" xmlns:cx5="http://schemas.microsoft.com/office/drawing/2016/5/11/chartex" xmlns:cx6="http://schemas.microsoft.com/office/drawing/2016/5/12/chartex" xmlns:cx7="http://schemas.microsoft.com/office/drawing/2016/5/13/chartex" xmlns:cx8="http://schemas.microsoft.com/office/drawing/2016/5/14/chartex" xmlns:mc="http://schemas.openxmlformats.org/markup-compatibility/2006" xmlns:aink="http://schemas.microsoft.com/office/drawing/2016/ink" xmlns:am3d="http://schemas.microsoft.com/office/drawing/2017/model3d" xmlns:o="urn:schemas-microsoft-com:office:office" xmlns:oel="http://schemas.microsoft.com/office/2019/extlst" xmlns:r="http://schemas.openxmlformats.org/officeDocument/2006/relationships" xmlns:m="http://schemas.openxmlformats.org/officeDocument/2006/math" xmlns:v="urn:schemas-microsoft-com:vml" xmlns:wp14="http://schemas.microsoft.com/office/word/2010/wordprocessingDrawing" xmlns:wp="http://schemas.openxmlformats.org/drawingml/2006/wordprocessingDrawing" xmlns:w10="urn:schemas-microsoft-com:office:word" xmlns:w="http://schemas.openxmlformats.org/wordprocessingml/2006/main" xmlns:w14="http://schemas.microsoft.com/office/word/2010/wordml" xmlns:w15="http://schemas.microsoft.com/office/word/2012/wordml" xmlns:w16cex="http://schemas.microsoft.com/office/word/2018/wordml/cex" xmlns:w16cid="http://schemas.microsoft.com/office/word/2016/wordml/cid" xmlns:w16="http://schemas.microsoft.com/office/word/2018/wordml" xmlns:w16du="http://schemas.microsoft.com/office/word/2023/wordml/word16du" xmlns:w16sdtdh="http://schemas.microsoft.com/office/word/2020/wordml/sdtdatahash" xmlns:w16sdtfl="http://schemas.microsoft.com/office/word/2024/wordml/sdtformatlock" xmlns:w16se="http://schemas.microsoft.com/office/word/2015/wordml/symex" xmlns:wpg="http://schemas.microsoft.com/office/word/2010/wordprocessingGroup" xmlns:wpi="http://schemas.microsoft.com/office/word/2010/wordprocessingInk" xmlns:wne="http://schemas.microsoft.com/office/word/2006/wordml" xmlns:wps="http://schemas.microsoft.com/office/word/2010/wordprocessingShape" mc:Ignorable="w14 w15 w16se w16cid w16 w16cex w16sdtdh w16sdtfl w16du wp14">
-  <w16cid:commentId w16cid:paraId="3847AF1A" w16cid:durableId="575A2A08"/>
-</w16cid:commentsIds>
+<w:comments xmlns:a="http://schemas.openxmlformats.org/drawingml/2006/main" xmlns:pic="http://schemas.openxmlformats.org/drawingml/2006/picture" xmlns:r="http://schemas.openxmlformats.org/officeDocument/2006/relationships" xmlns:w="http://schemas.openxmlformats.org/wordprocessingml/2006/main" xmlns:wp="http://schemas.openxmlformats.org/drawingml/2006/wordprocessingDrawing" xmlns:mc="http://schemas.openxmlformats.org/markup-compatibility/2006" xmlns:a14="http://schemas.microsoft.com/office/drawing/2010/main" xmlns:w14="http://schemas.microsoft.com/office/word/2010/wordml" xmlns:wpc="http://schemas.microsoft.com/office/word/2010/wordprocessingCanvas"/>
 </file>
 
 <file path=word/endnotes.xml><?xml version="1.0" encoding="utf-8"?>
@@ -2113,6 +1843,9 @@
     <w:p>
       <w:pPr>
         <w:spacing w:after="0" w:line="240" w:lineRule="auto"/>
+        <w:rPr>
+          <w:rFonts w:hint="eastAsia"/>
+        </w:rPr>
       </w:pPr>
       <w:r>
         <w:separator/>
@@ -2123,6 +1856,9 @@
     <w:p>
       <w:pPr>
         <w:spacing w:after="0" w:line="240" w:lineRule="auto"/>
+        <w:rPr>
+          <w:rFonts w:hint="eastAsia"/>
+        </w:rPr>
       </w:pPr>
       <w:r>
         <w:continuationSeparator/>
@@ -2136,31 +1872,45 @@
 <w:ftr xmlns:wpc="http://schemas.microsoft.com/office/word/2010/wordprocessingCanvas" xmlns:cx="http://schemas.microsoft.com/office/drawing/2014/chartex" xmlns:cx1="http://schemas.microsoft.com/office/drawing/2015/9/8/chartex" xmlns:cx2="http://schemas.microsoft.com/office/drawing/2015/10/21/chartex" xmlns:cx3="http://schemas.microsoft.com/office/drawing/2016/5/9/chartex" xmlns:cx4="http://schemas.microsoft.com/office/drawing/2016/5/10/chartex" xmlns:cx5="http://schemas.microsoft.com/office/drawing/2016/5/11/chartex" xmlns:cx6="http://schemas.microsoft.com/office/drawing/2016/5/12/chartex" xmlns:cx7="http://schemas.microsoft.com/office/drawing/2016/5/13/chartex" xmlns:cx8="http://schemas.microsoft.com/office/drawing/2016/5/14/chartex" xmlns:mc="http://schemas.openxmlformats.org/markup-compatibility/2006" xmlns:aink="http://schemas.microsoft.com/office/drawing/2016/ink" xmlns:am3d="http://schemas.microsoft.com/office/drawing/2017/model3d" xmlns:o="urn:schemas-microsoft-com:office:office" xmlns:oel="http://schemas.microsoft.com/office/2019/extlst" xmlns:r="http://schemas.openxmlformats.org/officeDocument/2006/relationships" xmlns:m="http://schemas.openxmlformats.org/officeDocument/2006/math" xmlns:v="urn:schemas-microsoft-com:vml" xmlns:wp14="http://schemas.microsoft.com/office/word/2010/wordprocessingDrawing" xmlns:wp="http://schemas.openxmlformats.org/drawingml/2006/wordprocessingDrawing" xmlns:w10="urn:schemas-microsoft-com:office:word" xmlns:w="http://schemas.openxmlformats.org/wordprocessingml/2006/main" xmlns:w14="http://schemas.microsoft.com/office/word/2010/wordml" xmlns:w15="http://schemas.microsoft.com/office/word/2012/wordml" xmlns:w16cex="http://schemas.microsoft.com/office/word/2018/wordml/cex" xmlns:w16cid="http://schemas.microsoft.com/office/word/2016/wordml/cid" xmlns:w16="http://schemas.microsoft.com/office/word/2018/wordml" xmlns:w16du="http://schemas.microsoft.com/office/word/2023/wordml/word16du" xmlns:w16sdtdh="http://schemas.microsoft.com/office/word/2020/wordml/sdtdatahash" xmlns:w16sdtfl="http://schemas.microsoft.com/office/word/2024/wordml/sdtformatlock" xmlns:w16se="http://schemas.microsoft.com/office/word/2015/wordml/symex" xmlns:wpg="http://schemas.microsoft.com/office/word/2010/wordprocessingGroup" xmlns:wpi="http://schemas.microsoft.com/office/word/2010/wordprocessingInk" xmlns:wne="http://schemas.microsoft.com/office/word/2006/wordml" xmlns:wps="http://schemas.microsoft.com/office/word/2010/wordprocessingShape" mc:Ignorable="w14 w15 w16se w16cid w16 w16cex w16sdtdh w16sdtfl w16du wp14">
   <w:p>
     <w:pPr>
+      <w:rPr>
+        <w:rFonts w:hint="eastAsia"/>
+      </w:rPr>
+    </w:pPr>
+  </w:p>
+</w:ftr>
+</file>
+
+<file path=word/footer2.xml><?xml version="1.0" encoding="utf-8"?>
+<w:ftr xmlns:wpc="http://schemas.microsoft.com/office/word/2010/wordprocessingCanvas" xmlns:cx="http://schemas.microsoft.com/office/drawing/2014/chartex" xmlns:cx1="http://schemas.microsoft.com/office/drawing/2015/9/8/chartex" xmlns:cx2="http://schemas.microsoft.com/office/drawing/2015/10/21/chartex" xmlns:cx3="http://schemas.microsoft.com/office/drawing/2016/5/9/chartex" xmlns:cx4="http://schemas.microsoft.com/office/drawing/2016/5/10/chartex" xmlns:cx5="http://schemas.microsoft.com/office/drawing/2016/5/11/chartex" xmlns:cx6="http://schemas.microsoft.com/office/drawing/2016/5/12/chartex" xmlns:cx7="http://schemas.microsoft.com/office/drawing/2016/5/13/chartex" xmlns:cx8="http://schemas.microsoft.com/office/drawing/2016/5/14/chartex" xmlns:mc="http://schemas.openxmlformats.org/markup-compatibility/2006" xmlns:aink="http://schemas.microsoft.com/office/drawing/2016/ink" xmlns:am3d="http://schemas.microsoft.com/office/drawing/2017/model3d" xmlns:o="urn:schemas-microsoft-com:office:office" xmlns:oel="http://schemas.microsoft.com/office/2019/extlst" xmlns:r="http://schemas.openxmlformats.org/officeDocument/2006/relationships" xmlns:m="http://schemas.openxmlformats.org/officeDocument/2006/math" xmlns:v="urn:schemas-microsoft-com:vml" xmlns:wp14="http://schemas.microsoft.com/office/word/2010/wordprocessingDrawing" xmlns:wp="http://schemas.openxmlformats.org/drawingml/2006/wordprocessingDrawing" xmlns:w10="urn:schemas-microsoft-com:office:word" xmlns:w="http://schemas.openxmlformats.org/wordprocessingml/2006/main" xmlns:w14="http://schemas.microsoft.com/office/word/2010/wordml" xmlns:w15="http://schemas.microsoft.com/office/word/2012/wordml" xmlns:w16cex="http://schemas.microsoft.com/office/word/2018/wordml/cex" xmlns:w16cid="http://schemas.microsoft.com/office/word/2016/wordml/cid" xmlns:w16="http://schemas.microsoft.com/office/word/2018/wordml" xmlns:w16du="http://schemas.microsoft.com/office/word/2023/wordml/word16du" xmlns:w16sdtdh="http://schemas.microsoft.com/office/word/2020/wordml/sdtdatahash" xmlns:w16sdtfl="http://schemas.microsoft.com/office/word/2024/wordml/sdtformatlock" xmlns:w16se="http://schemas.microsoft.com/office/word/2015/wordml/symex" xmlns:wpg="http://schemas.microsoft.com/office/word/2010/wordprocessingGroup" xmlns:wpi="http://schemas.microsoft.com/office/word/2010/wordprocessingInk" xmlns:wne="http://schemas.microsoft.com/office/word/2006/wordml" xmlns:wps="http://schemas.microsoft.com/office/word/2010/wordprocessingShape" mc:Ignorable="w14 w15 w16se w16cid w16 w16cex w16sdtdh w16sdtfl w16du wp14">
+  <w:p>
+    <w:pPr>
       <w:pStyle w:val="a7"/>
       <w:jc w:val="right"/>
+      <w:rPr>
+        <w:rFonts w:hint="eastAsia"/>
+        <w:lang w:eastAsia="zh-CN"/>
+      </w:rPr>
     </w:pPr>
     <w:r>
-      <w:t xml:space="preserve">查理曼：政治治理视角  |  </w:t>
-    </w:r>
-    <w:r>
-      <w:fldChar w:fldCharType="begin"/>
-    </w:r>
-    <w:r>
-      <w:instrText>PAGE</w:instrText>
-    </w:r>
-    <w:r>
-      <w:fldChar w:fldCharType="separate"/>
-    </w:r>
-    <w:r>
       <w:rPr>
         <w:rFonts w:hint="eastAsia"/>
         <w:noProof/>
-      </w:rPr>
-      <w:t>1</w:t>
+        <w:lang w:eastAsia="zh-CN"/>
+      </w:rPr>
+      <w:t>查理曼  主要功绩与君主性质</w:t>
     </w:r>
-    <w:r>
-      <w:fldChar w:fldCharType="end"/>
-    </w:r>
+  </w:p>
+</w:ftr>
+</file>
+
+<file path=word/footer3.xml><?xml version="1.0" encoding="utf-8"?>
+<w:ftr xmlns:wpc="http://schemas.microsoft.com/office/word/2010/wordprocessingCanvas" xmlns:cx="http://schemas.microsoft.com/office/drawing/2014/chartex" xmlns:cx1="http://schemas.microsoft.com/office/drawing/2015/9/8/chartex" xmlns:cx2="http://schemas.microsoft.com/office/drawing/2015/10/21/chartex" xmlns:cx3="http://schemas.microsoft.com/office/drawing/2016/5/9/chartex" xmlns:cx4="http://schemas.microsoft.com/office/drawing/2016/5/10/chartex" xmlns:cx5="http://schemas.microsoft.com/office/drawing/2016/5/11/chartex" xmlns:cx6="http://schemas.microsoft.com/office/drawing/2016/5/12/chartex" xmlns:cx7="http://schemas.microsoft.com/office/drawing/2016/5/13/chartex" xmlns:cx8="http://schemas.microsoft.com/office/drawing/2016/5/14/chartex" xmlns:mc="http://schemas.openxmlformats.org/markup-compatibility/2006" xmlns:aink="http://schemas.microsoft.com/office/drawing/2016/ink" xmlns:am3d="http://schemas.microsoft.com/office/drawing/2017/model3d" xmlns:o="urn:schemas-microsoft-com:office:office" xmlns:oel="http://schemas.microsoft.com/office/2019/extlst" xmlns:r="http://schemas.openxmlformats.org/officeDocument/2006/relationships" xmlns:m="http://schemas.openxmlformats.org/officeDocument/2006/math" xmlns:v="urn:schemas-microsoft-com:vml" xmlns:wp14="http://schemas.microsoft.com/office/word/2010/wordprocessingDrawing" xmlns:wp="http://schemas.openxmlformats.org/drawingml/2006/wordprocessingDrawing" xmlns:w10="urn:schemas-microsoft-com:office:word" xmlns:w="http://schemas.openxmlformats.org/wordprocessingml/2006/main" xmlns:w14="http://schemas.microsoft.com/office/word/2010/wordml" xmlns:w15="http://schemas.microsoft.com/office/word/2012/wordml" xmlns:w16cex="http://schemas.microsoft.com/office/word/2018/wordml/cex" xmlns:w16cid="http://schemas.microsoft.com/office/word/2016/wordml/cid" xmlns:w16="http://schemas.microsoft.com/office/word/2018/wordml" xmlns:w16du="http://schemas.microsoft.com/office/word/2023/wordml/word16du" xmlns:w16sdtdh="http://schemas.microsoft.com/office/word/2020/wordml/sdtdatahash" xmlns:w16sdtfl="http://schemas.microsoft.com/office/word/2024/wordml/sdtformatlock" xmlns:w16se="http://schemas.microsoft.com/office/word/2015/wordml/symex" xmlns:wpg="http://schemas.microsoft.com/office/word/2010/wordprocessingGroup" xmlns:wpi="http://schemas.microsoft.com/office/word/2010/wordprocessingInk" xmlns:wne="http://schemas.microsoft.com/office/word/2006/wordml" xmlns:wps="http://schemas.microsoft.com/office/word/2010/wordprocessingShape" mc:Ignorable="w14 w15 w16se w16cid w16 w16cex w16sdtdh w16sdtfl w16du wp14">
+  <w:p>
+    <w:pPr>
+      <w:rPr>
+        <w:rFonts w:hint="eastAsia"/>
+      </w:rPr>
+    </w:pPr>
   </w:p>
 </w:ftr>
 </file>
@@ -2171,6 +1921,9 @@
     <w:p>
       <w:pPr>
         <w:spacing w:after="0" w:line="240" w:lineRule="auto"/>
+        <w:rPr>
+          <w:rFonts w:hint="eastAsia"/>
+        </w:rPr>
       </w:pPr>
       <w:r>
         <w:separator/>
@@ -2181,6 +1934,9 @@
     <w:p>
       <w:pPr>
         <w:spacing w:after="0" w:line="240" w:lineRule="auto"/>
+        <w:rPr>
+          <w:rFonts w:hint="eastAsia"/>
+        </w:rPr>
       </w:pPr>
       <w:r>
         <w:continuationSeparator/>
@@ -2196,14 +1952,23 @@
     <w:pPr>
       <w:pStyle w:val="a5"/>
       <w:rPr>
+        <w:rFonts w:hint="eastAsia"/>
         <w:lang w:eastAsia="zh-CN"/>
       </w:rPr>
     </w:pPr>
+    <w:proofErr w:type="gramStart"/>
     <w:r>
       <w:rPr>
         <w:lang w:eastAsia="zh-CN"/>
       </w:rPr>
-      <w:t>中世纪欧洲文明  ·  小组讨论汇报</w:t>
+      <w:t>中世纪欧洲文明  ·</w:t>
+    </w:r>
+    <w:proofErr w:type="gramEnd"/>
+    <w:r>
+      <w:rPr>
+        <w:lang w:eastAsia="zh-CN"/>
+      </w:rPr>
+      <w:t xml:space="preserve">  小组讨论汇报</w:t>
     </w:r>
   </w:p>
 </w:hdr>
